--- a/data/outputs/v2/Essential_Mathematics/SS2.3_Trigonometry/Essential_Mathematics_Trigonometry_FinalExplanation.docx
+++ b/data/outputs/v2/Essential_Mathematics/SS2.3_Trigonometry/Essential_Mathematics_Trigonometry_FinalExplanation.docx
@@ -38,6 +38,177 @@
           <w:szCs w:val="22"/>
         </w:rPr>
         <w:t xml:space="preserve">Student Assessment Document</w:t>
+      </w:r>
+    </w:p>
+    <w:p>
+      <w:pPr>
+        <w:spacing w:after="80" w:before="120"/>
+      </w:pPr>
+      <w:r>
+        <w:rPr>
+          <w:rFonts w:ascii="Arial" w:cs="Arial" w:eastAsia="Arial" w:hAnsi="Arial"/>
+          <w:b/>
+          <w:bCs/>
+          <w:color w:val="1F3864"/>
+          <w:sz w:val="20"/>
+          <w:szCs w:val="20"/>
+        </w:rPr>
+        <w:t xml:space="preserve">ATTRIBUTION AND LICENSING</w:t>
+      </w:r>
+    </w:p>
+    <w:p>
+      <w:pPr>
+        <w:spacing w:after="60" w:before="0"/>
+      </w:pPr>
+      <w:r>
+        <w:rPr>
+          <w:rFonts w:ascii="Arial" w:cs="Arial" w:eastAsia="Arial" w:hAnsi="Arial"/>
+          <w:b/>
+          <w:bCs/>
+          <w:sz w:val="17"/>
+          <w:szCs w:val="17"/>
+        </w:rPr>
+        <w:t xml:space="preserve">Curriculum Alignment: </w:t>
+      </w:r>
+      <w:r>
+        <w:rPr>
+          <w:rFonts w:ascii="Arial" w:cs="Arial" w:eastAsia="Arial" w:hAnsi="Arial"/>
+          <w:sz w:val="17"/>
+          <w:szCs w:val="17"/>
+        </w:rPr>
+        <w:t xml:space="preserve">Structured in pedagogical alignment with the competence-based curriculum format and learning outcomes established by the Kenya Institute of Curriculum Development (KICD). This material is independently developed and is not officially endorsed or published by KICD.</w:t>
+      </w:r>
+    </w:p>
+    <w:p>
+      <w:pPr>
+        <w:spacing w:after="60" w:before="0"/>
+      </w:pPr>
+      <w:r>
+        <w:rPr>
+          <w:rFonts w:ascii="Arial" w:cs="Arial" w:eastAsia="Arial" w:hAnsi="Arial"/>
+          <w:b/>
+          <w:bCs/>
+          <w:sz w:val="17"/>
+          <w:szCs w:val="17"/>
+        </w:rPr>
+        <w:t xml:space="preserve">Content &amp; Pedagogy: </w:t>
+      </w:r>
+      <w:r>
+        <w:rPr>
+          <w:rFonts w:ascii="Arial" w:cs="Arial" w:eastAsia="Arial" w:hAnsi="Arial"/>
+          <w:sz w:val="17"/>
+          <w:szCs w:val="17"/>
+        </w:rPr>
+        <w:t xml:space="preserve">Developed and adapted by the educator team at SeaVuria (registered 501(c)(3) in the United States and registered NGO in Kenya, No. 872-850A-BF11), who designed the pedagogical framework, lesson templates and exemplar lessons on which this material is based.</w:t>
+      </w:r>
+    </w:p>
+    <w:p>
+      <w:pPr>
+        <w:spacing w:after="60" w:before="0"/>
+      </w:pPr>
+      <w:r>
+        <w:rPr>
+          <w:rFonts w:ascii="Arial" w:cs="Arial" w:eastAsia="Arial" w:hAnsi="Arial"/>
+          <w:b/>
+          <w:bCs/>
+          <w:sz w:val="17"/>
+          <w:szCs w:val="17"/>
+        </w:rPr>
+        <w:t xml:space="preserve">Production &amp; Layout: </w:t>
+      </w:r>
+      <w:r>
+        <w:rPr>
+          <w:rFonts w:ascii="Arial" w:cs="Arial" w:eastAsia="Arial" w:hAnsi="Arial"/>
+          <w:sz w:val="17"/>
+          <w:szCs w:val="17"/>
+        </w:rPr>
+        <w:t xml:space="preserve">Educational design and curriculum sequencing by SeaVuria. Technical layout, structural formatting, and digital optimization/implementation executed in partnership with ARES Education (registered 501(c)(3) in the United States and Canada (as Afretech Aid) and registered NGO in Kenya), with lesson drafting and compilation assisted by AI (Claude, Anthropic).</w:t>
+      </w:r>
+    </w:p>
+    <w:p>
+      <w:pPr>
+        <w:pBdr>
+          <w:bottom w:val="single" w:color="1F3864" w:sz="6" w:space="6"/>
+        </w:pBdr>
+        <w:spacing w:after="60" w:before="0"/>
+      </w:pPr>
+      <w:r>
+        <w:rPr>
+          <w:rFonts w:ascii="Arial" w:cs="Arial" w:eastAsia="Arial" w:hAnsi="Arial"/>
+          <w:b/>
+          <w:bCs/>
+          <w:sz w:val="17"/>
+          <w:szCs w:val="17"/>
+        </w:rPr>
+        <w:t xml:space="preserve">Licensing &amp; Copyright: </w:t>
+      </w:r>
+      <w:r>
+        <w:rPr>
+          <w:rFonts w:ascii="Arial" w:cs="Arial" w:eastAsia="Arial" w:hAnsi="Arial"/>
+          <w:sz w:val="17"/>
+          <w:szCs w:val="17"/>
+        </w:rPr>
+        <w:t xml:space="preserve">© 2026 SeaVuria and ARES. This work is licensed under a </w:t>
+      </w:r>
+      <w:hyperlink w:history="1" r:id="rId7hhhxawf2ygwdytsycoka">
+        <w:r>
+          <w:rPr>
+            <w:rFonts w:ascii="Arial" w:cs="Arial" w:eastAsia="Arial" w:hAnsi="Arial"/>
+            <w:color w:val="1F6B75"/>
+            <w:sz w:val="17"/>
+            <w:szCs w:val="17"/>
+            <w:u w:val="single" w:color="1F6B75"/>
+          </w:rPr>
+          <w:t xml:space="preserve">Creative Commons Attribution-NonCommercial 4.0 International License</w:t>
+        </w:r>
+      </w:hyperlink>
+      <w:r>
+        <w:rPr>
+          <w:rFonts w:ascii="Arial" w:cs="Arial" w:eastAsia="Arial" w:hAnsi="Arial"/>
+          <w:sz w:val="17"/>
+          <w:szCs w:val="17"/>
+        </w:rPr>
+        <w:t xml:space="preserve"> (</w:t>
+      </w:r>
+      <w:hyperlink w:history="1" r:id="rIdwelvw1glpqzyonwom42qq">
+        <w:r>
+          <w:rPr>
+            <w:rFonts w:ascii="Arial" w:cs="Arial" w:eastAsia="Arial" w:hAnsi="Arial"/>
+            <w:color w:val="1F6B75"/>
+            <w:sz w:val="17"/>
+            <w:szCs w:val="17"/>
+            <w:u w:val="single" w:color="1F6B75"/>
+          </w:rPr>
+          <w:t xml:space="preserve">CC BY-NC 4.0</w:t>
+        </w:r>
+      </w:hyperlink>
+      <w:r>
+        <w:rPr>
+          <w:rFonts w:ascii="Arial" w:cs="Arial" w:eastAsia="Arial" w:hAnsi="Arial"/>
+          <w:sz w:val="17"/>
+          <w:szCs w:val="17"/>
+        </w:rPr>
+        <w:t xml:space="preserve">). To view a copy of this license, visit </w:t>
+      </w:r>
+      <w:hyperlink w:history="1" r:id="rIdtcvcp0hc6po3nq5nvtfnb">
+        <w:r>
+          <w:rPr>
+            <w:rFonts w:ascii="Arial" w:cs="Arial" w:eastAsia="Arial" w:hAnsi="Arial"/>
+            <w:color w:val="1F6B75"/>
+            <w:sz w:val="17"/>
+            <w:szCs w:val="17"/>
+            <w:u w:val="single" w:color="1F6B75"/>
+          </w:rPr>
+          <w:t xml:space="preserve">https://creativecommons.org/licenses/by-nc/4.0/</w:t>
+        </w:r>
+      </w:hyperlink>
+      <w:r>
+        <w:rPr>
+          <w:rFonts w:ascii="Arial" w:cs="Arial" w:eastAsia="Arial" w:hAnsi="Arial"/>
+          <w:sz w:val="17"/>
+          <w:szCs w:val="17"/>
+        </w:rPr>
+        <w:t xml:space="preserve">. You are free to copy, redistribute, and adapt this material in any medium or format, provided appropriate credit is given and the material is not used for commercial purposes. KICD learning outcomes and curriculum designations reproduced here for alignment purposes remain the property of KICD and are not covered by this license. Linked external resources (e.g. CK-12, Khan Academy, PhET) are subject to their own licenses.</w:t>
       </w:r>
     </w:p>
     <w:p>

--- a/data/outputs/v2/Essential_Mathematics/SS2.3_Trigonometry/Essential_Mathematics_Trigonometry_FinalExplanation.docx
+++ b/data/outputs/v2/Essential_Mathematics/SS2.3_Trigonometry/Essential_Mathematics_Trigonometry_FinalExplanation.docx
@@ -95,7 +95,7 @@
                 <w:sz w:val="22"/>
                 <w:szCs w:val="22"/>
               </w:rPr>
-              <w:t xml:space="preserve">FINAL EXPLANATION: ESSENTIAL MATHEMATICS – GRADE 10 | SUB-STRAND 2.3: TRIGONOMETRY</w:t>
+              <w:t xml:space="preserve">FINAL EXPLANATION: ESSENTIAL MATHEMATICS GRADE 10 – SUB-STRAND 2.3 TRIGONOMETRY: FINAL EXPLANATION</w:t>
             </w:r>
           </w:p>
         </w:tc>
@@ -422,7 +422,7 @@
                 <w:sz w:val="18"/>
                 <w:szCs w:val="18"/>
               </w:rPr>
-              <w:t xml:space="preserve">This is your Final Explanation document. It is your chance to show everything you have learned across this unit by answering the driving question fully and clearly. Read each section prompt carefully, then write your best response. Use diagrams where they help. Draw on all the evidence, experiments, and activities from every lesson — especially your clinometer investigation. A strong answer will connect back to the anchoring phenomenon: the water tank at your school or homestead. Your teacher will assess your work using the rubric at the bottom of this document.</w:t>
+              <w:t xml:space="preserve">This is your Final Explanation for our unit. Driving question: How can we use the angles and one side of a right-angled triangle to find any unknown height or distance in our environment, without ever measuring it directly? Answer every section in the space under each prompt. Use what you observed and calculated in our lessons: the school water tank, Amina and Baraka, your paper triangles, your own clinometer and your outdoor measurements. Show your working for every calculation, include units, and write full sentences when you are asked to explain. You may use a calculator. Where a question gives a value from the calculator, you do not need to find it again.</w:t>
             </w:r>
           </w:p>
         </w:tc>
@@ -450,14 +450,12 @@
         <w:tblLayout w:type="fixed"/>
       </w:tblPr>
       <w:tblGrid>
-        <w:gridCol w:w="3000"/>
-        <w:gridCol w:w="10680"/>
+        <w:gridCol w:w="13680"/>
       </w:tblGrid>
       <w:tr>
         <w:tc>
           <w:tcPr>
             <w:tcW w:type="dxa" w:w="13680"/>
-            <w:gridSpan w:val="2"/>
             <w:shd w:fill="1F3864" w:color="auto" w:val="clear"/>
             <w:tcMar>
               <w:top w:type="dxa" w:w="60"/>
@@ -483,15 +481,15 @@
                 <w:sz w:val="22"/>
                 <w:szCs w:val="22"/>
               </w:rPr>
-              <w:t xml:space="preserve">Section 1: Restating the Problem — Why Can't We Just Measure It?</w:t>
-            </w:r>
-          </w:p>
-        </w:tc>
-      </w:tr>
-      <w:tr>
-        <w:tc>
-          <w:tcPr>
-            <w:tcW w:type="dxa" w:w="3000"/>
+              <w:t xml:space="preserve">Part 1: The triangle hidden in the water-tank problem</w:t>
+            </w:r>
+          </w:p>
+        </w:tc>
+      </w:tr>
+      <w:tr>
+        <w:tc>
+          <w:tcPr>
+            <w:tcW w:type="dxa" w:w="13680"/>
             <w:shd w:fill="D9EEF1" w:color="auto" w:val="clear"/>
             <w:tcMar>
               <w:top w:type="dxa" w:w="60"/>
@@ -517,13 +515,18 @@
                 <w:sz w:val="18"/>
                 <w:szCs w:val="18"/>
               </w:rPr>
-              <w:t xml:space="preserve">In your own words, explain why it is difficult or impossible to measure the height of an elevated water tank directly using a tape measure. What information CAN you collect from the ground without climbing? Describe the two pieces of information that make the trigonometric method work.</w:t>
-            </w:r>
-          </w:p>
-        </w:tc>
-        <w:tc>
-          <w:tcPr>
-            <w:tcW w:type="dxa" w:w="10680"/>
+              <w:t xml:space="preserve">Amina stands 10 m from the base of the school water tank and sights the top of the tank. Draw and label a clear sketch of this situation. Mark the angle of elevation, and label the three sides of the right-angled triangle using the words hypotenuse, opposite and adjacent. Then say which of the three sides you can measure directly with a tape measure from the ground, and which side you cannot measure directly. Explain why 'opposite' and 'adjacent' would swap names if you chose the other acute angle as your reference angle, but 'hypotenuse' would not change.</w:t>
+            </w:r>
+          </w:p>
+        </w:tc>
+      </w:tr>
+      <w:tr>
+        <w:trPr>
+          <w:trHeight w:val="4200" w:hRule="atLeast"/>
+        </w:trPr>
+        <w:tc>
+          <w:tcPr>
+            <w:tcW w:type="dxa" w:w="13680"/>
             <w:shd w:fill="FFFFFF" w:color="auto" w:val="clear"/>
             <w:tcMar>
               <w:top w:type="dxa" w:w="60"/>
@@ -543,13 +546,13 @@
                 <w:rFonts w:ascii="Arial" w:cs="Arial" w:eastAsia="Arial" w:hAnsi="Arial"/>
                 <w:b w:val="false"/>
                 <w:bCs w:val="false"/>
-                <w:i w:val="false"/>
-                <w:iCs w:val="false"/>
-                <w:color w:val="000000"/>
-                <w:sz w:val="18"/>
-                <w:szCs w:val="18"/>
-              </w:rPr>
-              <w:t xml:space="preserve">Measuring the height of a water tank directly is impractical because the tank is elevated on a steel frame several metres above the ground, and climbing it — or stretching a tape measure vertically along its full height — is unsafe and often not allowed. However, from a safe position on the ground, you CAN measure two things accurately: (1) the horizontal distance from where you are standing to the base of the tank's support frame, and (2) the angle of elevation — the angle between your line of sight to the top of the tank and the horizontal ground. These two pieces of information, a known side and a known angle in a right-angled triangle, are all that trigonometry needs to calculate the unknown height precisely — without ever touching the tank.</w:t>
+                <w:i/>
+                <w:iCs/>
+                <w:color w:val="808080"/>
+                <w:sz w:val="18"/>
+                <w:szCs w:val="18"/>
+              </w:rPr>
+              <w:t xml:space="preserve">Write your answer here:</w:t>
             </w:r>
           </w:p>
         </w:tc>
@@ -577,14 +580,12 @@
         <w:tblLayout w:type="fixed"/>
       </w:tblPr>
       <w:tblGrid>
-        <w:gridCol w:w="3000"/>
-        <w:gridCol w:w="10680"/>
+        <w:gridCol w:w="13680"/>
       </w:tblGrid>
       <w:tr>
         <w:tc>
           <w:tcPr>
             <w:tcW w:type="dxa" w:w="13680"/>
-            <w:gridSpan w:val="2"/>
             <w:shd w:fill="1F3864" w:color="auto" w:val="clear"/>
             <w:tcMar>
               <w:top w:type="dxa" w:w="60"/>
@@ -610,15 +611,15 @@
                 <w:sz w:val="22"/>
                 <w:szCs w:val="22"/>
               </w:rPr>
-              <w:t xml:space="preserve">Section 2: The Trigonometric Tools — SOH-CAH-TOA and the Right-Angled Triangle</w:t>
-            </w:r>
-          </w:p>
-        </w:tc>
-      </w:tr>
-      <w:tr>
-        <w:tc>
-          <w:tcPr>
-            <w:tcW w:type="dxa" w:w="3000"/>
+              <w:t xml:space="preserve">Part 2: Calculating the height from two positions</w:t>
+            </w:r>
+          </w:p>
+        </w:tc>
+      </w:tr>
+      <w:tr>
+        <w:tc>
+          <w:tcPr>
+            <w:tcW w:type="dxa" w:w="13680"/>
             <w:shd w:fill="D9EEF1" w:color="auto" w:val="clear"/>
             <w:tcMar>
               <w:top w:type="dxa" w:w="60"/>
@@ -644,13 +645,18 @@
                 <w:sz w:val="18"/>
                 <w:szCs w:val="18"/>
               </w:rPr>
-              <w:t xml:space="preserve">Draw and label a right-angled triangle that represents the water-tank situation. Identify the angle of elevation (θ), the horizontal distance (adjacent side), and the height of the tank (opposite side). Then explain which trigonometric ratio — sine, cosine, or tangent — is the most useful here and why. Write the formula you would use to calculate the height, and show a worked example using an angle of 35° and a horizontal distance of 12 metres.</w:t>
-            </w:r>
-          </w:p>
-        </w:tc>
-        <w:tc>
-          <w:tcPr>
-            <w:tcW w:type="dxa" w:w="10680"/>
+              <w:t xml:space="preserve">In Lesson 1, Amina stood 10 m from the base of the tank and measured an angle of elevation of 38°. Baraka stood 20 m from the base and measured an angle of elevation of 22°. Your calculator gives tan 38° ≈ 0.781 and tan 22° ≈ 0.404. (a) Write down the tangent ratio in words for the angle of elevation in this problem and rearrange it to give a formula for the height h. (b) Use your formula to calculate the height of the tank from Amina's measurements and from Baraka's measurements. Give each answer to 1 decimal place. (c) Compare your two heights. Would you expect them to be exactly equal? Explain your thinking, and say what could cause any difference you find.</w:t>
+            </w:r>
+          </w:p>
+        </w:tc>
+      </w:tr>
+      <w:tr>
+        <w:trPr>
+          <w:trHeight w:val="4200" w:hRule="atLeast"/>
+        </w:trPr>
+        <w:tc>
+          <w:tcPr>
+            <w:tcW w:type="dxa" w:w="13680"/>
             <w:shd w:fill="FFFFFF" w:color="auto" w:val="clear"/>
             <w:tcMar>
               <w:top w:type="dxa" w:w="60"/>
@@ -670,241 +676,13 @@
                 <w:rFonts w:ascii="Arial" w:cs="Arial" w:eastAsia="Arial" w:hAnsi="Arial"/>
                 <w:b w:val="false"/>
                 <w:bCs w:val="false"/>
-                <w:i w:val="false"/>
-                <w:iCs w:val="false"/>
-                <w:color w:val="000000"/>
-                <w:sz w:val="18"/>
-                <w:szCs w:val="18"/>
-              </w:rPr>
-              <w:t xml:space="preserve">In the right-angled triangle formed by the water-tank situation: the horizontal ground forms the ADJACENT side, the vertical height of the tank forms the OPPOSITE side, and the imaginary line from your eye to the top of the tank is the HYPOTENUSE. The angle of elevation θ sits between the adjacent side and the hypotenuse at ground level.</w:t>
-            </w:r>
-          </w:p>
-          <w:p>
-            <w:pPr>
-              <w:spacing w:after="40" w:before="0"/>
-              <w:jc w:val="left"/>
-            </w:pPr>
-            <w:r>
-              <w:rPr>
-                <w:rFonts w:ascii="Arial" w:cs="Arial" w:eastAsia="Arial" w:hAnsi="Arial"/>
-                <w:b w:val="false"/>
-                <w:bCs w:val="false"/>
-                <w:i w:val="false"/>
-                <w:iCs w:val="false"/>
-                <w:color w:val="000000"/>
-                <w:sz w:val="18"/>
-                <w:szCs w:val="18"/>
-              </w:rPr>
-              <w:t xml:space="preserve"/>
-            </w:r>
-          </w:p>
-          <w:p>
-            <w:pPr>
-              <w:spacing w:after="40" w:before="0"/>
-              <w:jc w:val="left"/>
-            </w:pPr>
-            <w:r>
-              <w:rPr>
-                <w:rFonts w:ascii="Arial" w:cs="Arial" w:eastAsia="Arial" w:hAnsi="Arial"/>
-                <w:b w:val="false"/>
-                <w:bCs w:val="false"/>
-                <w:i w:val="false"/>
-                <w:iCs w:val="false"/>
-                <w:color w:val="000000"/>
-                <w:sz w:val="18"/>
-                <w:szCs w:val="18"/>
-              </w:rPr>
-              <w:t xml:space="preserve">The most useful ratio here is the TANGENT, because we know the adjacent side (horizontal distance) and we want to find the opposite side (height) — and tangent connects exactly those two sides:</w:t>
-            </w:r>
-          </w:p>
-          <w:p>
-            <w:pPr>
-              <w:spacing w:after="40" w:before="0"/>
-              <w:jc w:val="left"/>
-            </w:pPr>
-            <w:r>
-              <w:rPr>
-                <w:rFonts w:ascii="Arial" w:cs="Arial" w:eastAsia="Arial" w:hAnsi="Arial"/>
-                <w:b w:val="false"/>
-                <w:bCs w:val="false"/>
-                <w:i w:val="false"/>
-                <w:iCs w:val="false"/>
-                <w:color w:val="000000"/>
-                <w:sz w:val="18"/>
-                <w:szCs w:val="18"/>
-              </w:rPr>
-              <w:t xml:space="preserve"/>
-            </w:r>
-          </w:p>
-          <w:p>
-            <w:pPr>
-              <w:spacing w:after="40" w:before="0"/>
-              <w:jc w:val="left"/>
-            </w:pPr>
-            <w:r>
-              <w:rPr>
-                <w:rFonts w:ascii="Arial" w:cs="Arial" w:eastAsia="Arial" w:hAnsi="Arial"/>
-                <w:b w:val="false"/>
-                <w:bCs w:val="false"/>
-                <w:i w:val="false"/>
-                <w:iCs w:val="false"/>
-                <w:color w:val="000000"/>
-                <w:sz w:val="18"/>
-                <w:szCs w:val="18"/>
-              </w:rPr>
-              <w:t xml:space="preserve">  tan(θ) = opposite / adjacent  →  height = adjacent × tan(θ)</w:t>
-            </w:r>
-          </w:p>
-          <w:p>
-            <w:pPr>
-              <w:spacing w:after="40" w:before="0"/>
-              <w:jc w:val="left"/>
-            </w:pPr>
-            <w:r>
-              <w:rPr>
-                <w:rFonts w:ascii="Arial" w:cs="Arial" w:eastAsia="Arial" w:hAnsi="Arial"/>
-                <w:b w:val="false"/>
-                <w:bCs w:val="false"/>
-                <w:i w:val="false"/>
-                <w:iCs w:val="false"/>
-                <w:color w:val="000000"/>
-                <w:sz w:val="18"/>
-                <w:szCs w:val="18"/>
-              </w:rPr>
-              <w:t xml:space="preserve"/>
-            </w:r>
-          </w:p>
-          <w:p>
-            <w:pPr>
-              <w:spacing w:after="40" w:before="0"/>
-              <w:jc w:val="left"/>
-            </w:pPr>
-            <w:r>
-              <w:rPr>
-                <w:rFonts w:ascii="Arial" w:cs="Arial" w:eastAsia="Arial" w:hAnsi="Arial"/>
-                <w:b w:val="false"/>
-                <w:bCs w:val="false"/>
-                <w:i w:val="false"/>
-                <w:iCs w:val="false"/>
-                <w:color w:val="000000"/>
-                <w:sz w:val="18"/>
-                <w:szCs w:val="18"/>
-              </w:rPr>
-              <w:t xml:space="preserve">Worked example:</w:t>
-            </w:r>
-          </w:p>
-          <w:p>
-            <w:pPr>
-              <w:spacing w:after="40" w:before="0"/>
-              <w:jc w:val="left"/>
-            </w:pPr>
-            <w:r>
-              <w:rPr>
-                <w:rFonts w:ascii="Arial" w:cs="Arial" w:eastAsia="Arial" w:hAnsi="Arial"/>
-                <w:b w:val="false"/>
-                <w:bCs w:val="false"/>
-                <w:i w:val="false"/>
-                <w:iCs w:val="false"/>
-                <w:color w:val="000000"/>
-                <w:sz w:val="18"/>
-                <w:szCs w:val="18"/>
-              </w:rPr>
-              <w:t xml:space="preserve">  θ = 35°,  horizontal distance = 12 m</w:t>
-            </w:r>
-          </w:p>
-          <w:p>
-            <w:pPr>
-              <w:spacing w:after="40" w:before="0"/>
-              <w:jc w:val="left"/>
-            </w:pPr>
-            <w:r>
-              <w:rPr>
-                <w:rFonts w:ascii="Arial" w:cs="Arial" w:eastAsia="Arial" w:hAnsi="Arial"/>
-                <w:b w:val="false"/>
-                <w:bCs w:val="false"/>
-                <w:i w:val="false"/>
-                <w:iCs w:val="false"/>
-                <w:color w:val="000000"/>
-                <w:sz w:val="18"/>
-                <w:szCs w:val="18"/>
-              </w:rPr>
-              <w:t xml:space="preserve">  height = 12 × tan(35°)</w:t>
-            </w:r>
-          </w:p>
-          <w:p>
-            <w:pPr>
-              <w:spacing w:after="40" w:before="0"/>
-              <w:jc w:val="left"/>
-            </w:pPr>
-            <w:r>
-              <w:rPr>
-                <w:rFonts w:ascii="Arial" w:cs="Arial" w:eastAsia="Arial" w:hAnsi="Arial"/>
-                <w:b w:val="false"/>
-                <w:bCs w:val="false"/>
-                <w:i w:val="false"/>
-                <w:iCs w:val="false"/>
-                <w:color w:val="000000"/>
-                <w:sz w:val="18"/>
-                <w:szCs w:val="18"/>
-              </w:rPr>
-              <w:t xml:space="preserve">  height = 12 × 0.7002</w:t>
-            </w:r>
-          </w:p>
-          <w:p>
-            <w:pPr>
-              <w:spacing w:after="40" w:before="0"/>
-              <w:jc w:val="left"/>
-            </w:pPr>
-            <w:r>
-              <w:rPr>
-                <w:rFonts w:ascii="Arial" w:cs="Arial" w:eastAsia="Arial" w:hAnsi="Arial"/>
-                <w:b w:val="false"/>
-                <w:bCs w:val="false"/>
-                <w:i w:val="false"/>
-                <w:iCs w:val="false"/>
-                <w:color w:val="000000"/>
-                <w:sz w:val="18"/>
-                <w:szCs w:val="18"/>
-              </w:rPr>
-              <w:t xml:space="preserve">  height ≈ 8.40 metres</w:t>
-            </w:r>
-          </w:p>
-          <w:p>
-            <w:pPr>
-              <w:spacing w:after="40" w:before="0"/>
-              <w:jc w:val="left"/>
-            </w:pPr>
-            <w:r>
-              <w:rPr>
-                <w:rFonts w:ascii="Arial" w:cs="Arial" w:eastAsia="Arial" w:hAnsi="Arial"/>
-                <w:b w:val="false"/>
-                <w:bCs w:val="false"/>
-                <w:i w:val="false"/>
-                <w:iCs w:val="false"/>
-                <w:color w:val="000000"/>
-                <w:sz w:val="18"/>
-                <w:szCs w:val="18"/>
-              </w:rPr>
-              <w:t xml:space="preserve"/>
-            </w:r>
-          </w:p>
-          <w:p>
-            <w:pPr>
-              <w:spacing w:after="40" w:before="0"/>
-              <w:jc w:val="left"/>
-            </w:pPr>
-            <w:r>
-              <w:rPr>
-                <w:rFonts w:ascii="Arial" w:cs="Arial" w:eastAsia="Arial" w:hAnsi="Arial"/>
-                <w:b w:val="false"/>
-                <w:bCs w:val="false"/>
-                <w:i w:val="false"/>
-                <w:iCs w:val="false"/>
-                <w:color w:val="000000"/>
-                <w:sz w:val="18"/>
-                <w:szCs w:val="18"/>
-              </w:rPr>
-              <w:t xml:space="preserve">So the top of the tank is approximately 8.40 metres above the ground. Note: if your eye level is above the ground (e.g., 1.5 m), you must add that value to your final answer to get the true height from the ground.</w:t>
+                <w:i/>
+                <w:iCs/>
+                <w:color w:val="808080"/>
+                <w:sz w:val="18"/>
+                <w:szCs w:val="18"/>
+              </w:rPr>
+              <w:t xml:space="preserve">Write your answer here:</w:t>
             </w:r>
           </w:p>
         </w:tc>
@@ -932,14 +710,12 @@
         <w:tblLayout w:type="fixed"/>
       </w:tblPr>
       <w:tblGrid>
-        <w:gridCol w:w="3000"/>
-        <w:gridCol w:w="10680"/>
+        <w:gridCol w:w="13680"/>
       </w:tblGrid>
       <w:tr>
         <w:tc>
           <w:tcPr>
             <w:tcW w:type="dxa" w:w="13680"/>
-            <w:gridSpan w:val="2"/>
             <w:shd w:fill="1F3864" w:color="auto" w:val="clear"/>
             <w:tcMar>
               <w:top w:type="dxa" w:w="60"/>
@@ -965,15 +741,15 @@
                 <w:sz w:val="22"/>
                 <w:szCs w:val="22"/>
               </w:rPr>
-              <w:t xml:space="preserve">Section 3: The Consistency Check — Two Students, Two Distances, Same Height</w:t>
-            </w:r>
-          </w:p>
-        </w:tc>
-      </w:tr>
-      <w:tr>
-        <w:tc>
-          <w:tcPr>
-            <w:tcW w:type="dxa" w:w="3000"/>
+              <w:t xml:space="preserve">Part 3: Why does the method work from any distance?</w:t>
+            </w:r>
+          </w:p>
+        </w:tc>
+      </w:tr>
+      <w:tr>
+        <w:tc>
+          <w:tcPr>
+            <w:tcW w:type="dxa" w:w="13680"/>
             <w:shd w:fill="D9EEF1" w:color="auto" w:val="clear"/>
             <w:tcMar>
               <w:top w:type="dxa" w:w="60"/>
@@ -999,13 +775,18 @@
                 <w:sz w:val="18"/>
                 <w:szCs w:val="18"/>
               </w:rPr>
-              <w:t xml:space="preserve">Recall that in the anchoring phenomenon, TWO students stood at DIFFERENT distances from the water tank and measured DIFFERENT angles of elevation — but both should calculate the SAME height. Explain mathematically why this is true. Use a second worked example (angle = 52°, horizontal distance = 7.5 m) and show that both results agree. What does this consistency tell us about the reliability of trigonometry?</w:t>
-            </w:r>
-          </w:p>
-        </w:tc>
-        <w:tc>
-          <w:tcPr>
-            <w:tcW w:type="dxa" w:w="10680"/>
+              <w:t xml:space="preserve">In Lesson 4 you drew three right-angled triangles that each had a 35° angle but had adjacent sides of 5 cm, 8 cm and 11 cm. You found that opp ÷ hyp, adj ÷ hyp and opp ÷ adj stayed almost the same in all three triangles, even though the triangles were different sizes. The calculator gave sin 35° ≈ 0.574, cos 35° ≈ 0.819 and tan 35° ≈ 0.700. (a) Match each of the three ratios to its name (sine, cosine, tangent) and write the mnemonic that helps you remember them. (b) Use this finding to explain why the tangent of an angle can be used to find the tank height from any distance. In your answer, say what stays the same for every student and what is different for each student. (c) Your measured ratios were slightly different from the calculator values. Give one reason why.</w:t>
+            </w:r>
+          </w:p>
+        </w:tc>
+      </w:tr>
+      <w:tr>
+        <w:trPr>
+          <w:trHeight w:val="4200" w:hRule="atLeast"/>
+        </w:trPr>
+        <w:tc>
+          <w:tcPr>
+            <w:tcW w:type="dxa" w:w="13680"/>
             <w:shd w:fill="FFFFFF" w:color="auto" w:val="clear"/>
             <w:tcMar>
               <w:top w:type="dxa" w:w="60"/>
@@ -1025,165 +806,13 @@
                 <w:rFonts w:ascii="Arial" w:cs="Arial" w:eastAsia="Arial" w:hAnsi="Arial"/>
                 <w:b w:val="false"/>
                 <w:bCs w:val="false"/>
-                <w:i w:val="false"/>
-                <w:iCs w:val="false"/>
-                <w:color w:val="000000"/>
-                <w:sz w:val="18"/>
-                <w:szCs w:val="18"/>
-              </w:rPr>
-              <w:t xml:space="preserve">Because the water tank has one fixed height, any right-angled triangle drawn from a different position on the ground will have a different base length and a different angle — but the vertical side (the height) stays constant. Trigonometry captures this relationship precisely: as you move farther away, the angle gets smaller, and the larger base length compensates exactly to produce the same height.</w:t>
-            </w:r>
-          </w:p>
-          <w:p>
-            <w:pPr>
-              <w:spacing w:after="40" w:before="0"/>
-              <w:jc w:val="left"/>
-            </w:pPr>
-            <w:r>
-              <w:rPr>
-                <w:rFonts w:ascii="Arial" w:cs="Arial" w:eastAsia="Arial" w:hAnsi="Arial"/>
-                <w:b w:val="false"/>
-                <w:bCs w:val="false"/>
-                <w:i w:val="false"/>
-                <w:iCs w:val="false"/>
-                <w:color w:val="000000"/>
-                <w:sz w:val="18"/>
-                <w:szCs w:val="18"/>
-              </w:rPr>
-              <w:t xml:space="preserve"/>
-            </w:r>
-          </w:p>
-          <w:p>
-            <w:pPr>
-              <w:spacing w:after="40" w:before="0"/>
-              <w:jc w:val="left"/>
-            </w:pPr>
-            <w:r>
-              <w:rPr>
-                <w:rFonts w:ascii="Arial" w:cs="Arial" w:eastAsia="Arial" w:hAnsi="Arial"/>
-                <w:b w:val="false"/>
-                <w:bCs w:val="false"/>
-                <w:i w:val="false"/>
-                <w:iCs w:val="false"/>
-                <w:color w:val="000000"/>
-                <w:sz w:val="18"/>
-                <w:szCs w:val="18"/>
-              </w:rPr>
-              <w:t xml:space="preserve">Second worked example:</w:t>
-            </w:r>
-          </w:p>
-          <w:p>
-            <w:pPr>
-              <w:spacing w:after="40" w:before="0"/>
-              <w:jc w:val="left"/>
-            </w:pPr>
-            <w:r>
-              <w:rPr>
-                <w:rFonts w:ascii="Arial" w:cs="Arial" w:eastAsia="Arial" w:hAnsi="Arial"/>
-                <w:b w:val="false"/>
-                <w:bCs w:val="false"/>
-                <w:i w:val="false"/>
-                <w:iCs w:val="false"/>
-                <w:color w:val="000000"/>
-                <w:sz w:val="18"/>
-                <w:szCs w:val="18"/>
-              </w:rPr>
-              <w:t xml:space="preserve">  θ = 52°,  horizontal distance = 7.5 m</w:t>
-            </w:r>
-          </w:p>
-          <w:p>
-            <w:pPr>
-              <w:spacing w:after="40" w:before="0"/>
-              <w:jc w:val="left"/>
-            </w:pPr>
-            <w:r>
-              <w:rPr>
-                <w:rFonts w:ascii="Arial" w:cs="Arial" w:eastAsia="Arial" w:hAnsi="Arial"/>
-                <w:b w:val="false"/>
-                <w:bCs w:val="false"/>
-                <w:i w:val="false"/>
-                <w:iCs w:val="false"/>
-                <w:color w:val="000000"/>
-                <w:sz w:val="18"/>
-                <w:szCs w:val="18"/>
-              </w:rPr>
-              <w:t xml:space="preserve">  height = 7.5 × tan(52°)</w:t>
-            </w:r>
-          </w:p>
-          <w:p>
-            <w:pPr>
-              <w:spacing w:after="40" w:before="0"/>
-              <w:jc w:val="left"/>
-            </w:pPr>
-            <w:r>
-              <w:rPr>
-                <w:rFonts w:ascii="Arial" w:cs="Arial" w:eastAsia="Arial" w:hAnsi="Arial"/>
-                <w:b w:val="false"/>
-                <w:bCs w:val="false"/>
-                <w:i w:val="false"/>
-                <w:iCs w:val="false"/>
-                <w:color w:val="000000"/>
-                <w:sz w:val="18"/>
-                <w:szCs w:val="18"/>
-              </w:rPr>
-              <w:t xml:space="preserve">  height = 7.5 × 1.2799</w:t>
-            </w:r>
-          </w:p>
-          <w:p>
-            <w:pPr>
-              <w:spacing w:after="40" w:before="0"/>
-              <w:jc w:val="left"/>
-            </w:pPr>
-            <w:r>
-              <w:rPr>
-                <w:rFonts w:ascii="Arial" w:cs="Arial" w:eastAsia="Arial" w:hAnsi="Arial"/>
-                <w:b w:val="false"/>
-                <w:bCs w:val="false"/>
-                <w:i w:val="false"/>
-                <w:iCs w:val="false"/>
-                <w:color w:val="000000"/>
-                <w:sz w:val="18"/>
-                <w:szCs w:val="18"/>
-              </w:rPr>
-              <w:t xml:space="preserve">  height ≈ 9.60 metres</w:t>
-            </w:r>
-          </w:p>
-          <w:p>
-            <w:pPr>
-              <w:spacing w:after="40" w:before="0"/>
-              <w:jc w:val="left"/>
-            </w:pPr>
-            <w:r>
-              <w:rPr>
-                <w:rFonts w:ascii="Arial" w:cs="Arial" w:eastAsia="Arial" w:hAnsi="Arial"/>
-                <w:b w:val="false"/>
-                <w:bCs w:val="false"/>
-                <w:i w:val="false"/>
-                <w:iCs w:val="false"/>
-                <w:color w:val="000000"/>
-                <w:sz w:val="18"/>
-                <w:szCs w:val="18"/>
-              </w:rPr>
-              <w:t xml:space="preserve"/>
-            </w:r>
-          </w:p>
-          <w:p>
-            <w:pPr>
-              <w:spacing w:after="40" w:before="0"/>
-              <w:jc w:val="left"/>
-            </w:pPr>
-            <w:r>
-              <w:rPr>
-                <w:rFonts w:ascii="Arial" w:cs="Arial" w:eastAsia="Arial" w:hAnsi="Arial"/>
-                <w:b w:val="false"/>
-                <w:bCs w:val="false"/>
-                <w:i w:val="false"/>
-                <w:iCs w:val="false"/>
-                <w:color w:val="000000"/>
-                <w:sz w:val="18"/>
-                <w:szCs w:val="18"/>
-              </w:rPr>
-              <w:t xml:space="preserve">If both students' results are close (differences only due to small measurement errors in reading the angle), this confirms that the method is internally consistent and reliable. This consistency is powerful: it means trigonometry is not a lucky guess — it is a dependable mathematical relationship. Kenyan surveyors use exactly this consistency check when mapping land in the Rift Valley; multiple readings from different stations must agree before a boundary is accepted as legal.</w:t>
+                <w:i/>
+                <w:iCs/>
+                <w:color w:val="808080"/>
+                <w:sz w:val="18"/>
+                <w:szCs w:val="18"/>
+              </w:rPr>
+              <w:t xml:space="preserve">Write your answer here:</w:t>
             </w:r>
           </w:p>
         </w:tc>
@@ -1211,14 +840,12 @@
         <w:tblLayout w:type="fixed"/>
       </w:tblPr>
       <w:tblGrid>
-        <w:gridCol w:w="3000"/>
-        <w:gridCol w:w="10680"/>
+        <w:gridCol w:w="13680"/>
       </w:tblGrid>
       <w:tr>
         <w:tc>
           <w:tcPr>
             <w:tcW w:type="dxa" w:w="13680"/>
-            <w:gridSpan w:val="2"/>
             <w:shd w:fill="1F3864" w:color="auto" w:val="clear"/>
             <w:tcMar>
               <w:top w:type="dxa" w:w="60"/>
@@ -1244,15 +871,15 @@
                 <w:sz w:val="22"/>
                 <w:szCs w:val="22"/>
               </w:rPr>
-              <w:t xml:space="preserve">Section 4: Complementary Angles and the Sine/Cosine Connection</w:t>
-            </w:r>
-          </w:p>
-        </w:tc>
-      </w:tr>
-      <w:tr>
-        <w:tc>
-          <w:tcPr>
-            <w:tcW w:type="dxa" w:w="3000"/>
+              <w:t xml:space="preserve">Part 4: The complementary-angle shortcut</w:t>
+            </w:r>
+          </w:p>
+        </w:tc>
+      </w:tr>
+      <w:tr>
+        <w:tc>
+          <w:tcPr>
+            <w:tcW w:type="dxa" w:w="13680"/>
             <w:shd w:fill="D9EEF1" w:color="auto" w:val="clear"/>
             <w:tcMar>
               <w:top w:type="dxa" w:w="60"/>
@@ -1278,13 +905,18 @@
                 <w:sz w:val="18"/>
                 <w:szCs w:val="18"/>
               </w:rPr>
-              <w:t xml:space="preserve">During your lessons you discovered a shortcut involving complementary angles. Explain what complementary angles are, and describe the relationship between sin(θ) and cos(90° – θ). How does this relationship help when solving trigonometry problems involving right-angled triangles? Give one example using the water-tank triangle to illustrate this connection.</w:t>
-            </w:r>
-          </w:p>
-        </w:tc>
-        <w:tc>
-          <w:tcPr>
-            <w:tcW w:type="dxa" w:w="10680"/>
+              <w:t xml:space="preserve">The two acute angles in a right-angled triangle add up to 90°. In the water-tank triangle, Amina's angle of elevation is 38°. (a) What is the size of the other acute angle, at the top of the triangle? (b) Using the words opposite and adjacent, explain how the tank height is related to each of these two angles. (c) Use your answer to (b) to explain why sin 38° and cos 52° must have the same value. (d) In the table you completed in Lesson 6 you found the difference sin θ − cos(90° − θ) for each pair of angles. What value did you find in every row, and what does this show?</w:t>
+            </w:r>
+          </w:p>
+        </w:tc>
+      </w:tr>
+      <w:tr>
+        <w:trPr>
+          <w:trHeight w:val="4200" w:hRule="atLeast"/>
+        </w:trPr>
+        <w:tc>
+          <w:tcPr>
+            <w:tcW w:type="dxa" w:w="13680"/>
             <w:shd w:fill="FFFFFF" w:color="auto" w:val="clear"/>
             <w:tcMar>
               <w:top w:type="dxa" w:w="60"/>
@@ -1304,184 +936,13 @@
                 <w:rFonts w:ascii="Arial" w:cs="Arial" w:eastAsia="Arial" w:hAnsi="Arial"/>
                 <w:b w:val="false"/>
                 <w:bCs w:val="false"/>
-                <w:i w:val="false"/>
-                <w:iCs w:val="false"/>
-                <w:color w:val="000000"/>
-                <w:sz w:val="18"/>
-                <w:szCs w:val="18"/>
-              </w:rPr>
-              <w:t xml:space="preserve">Two angles are COMPLEMENTARY when they add up to 90°. In any right-angled triangle, the two non-right angles are always complementary — if one angle is θ, the other is (90° – θ).</w:t>
-            </w:r>
-          </w:p>
-          <w:p>
-            <w:pPr>
-              <w:spacing w:after="40" w:before="0"/>
-              <w:jc w:val="left"/>
-            </w:pPr>
-            <w:r>
-              <w:rPr>
-                <w:rFonts w:ascii="Arial" w:cs="Arial" w:eastAsia="Arial" w:hAnsi="Arial"/>
-                <w:b w:val="false"/>
-                <w:bCs w:val="false"/>
-                <w:i w:val="false"/>
-                <w:iCs w:val="false"/>
-                <w:color w:val="000000"/>
-                <w:sz w:val="18"/>
-                <w:szCs w:val="18"/>
-              </w:rPr>
-              <w:t xml:space="preserve"/>
-            </w:r>
-          </w:p>
-          <w:p>
-            <w:pPr>
-              <w:spacing w:after="40" w:before="0"/>
-              <w:jc w:val="left"/>
-            </w:pPr>
-            <w:r>
-              <w:rPr>
-                <w:rFonts w:ascii="Arial" w:cs="Arial" w:eastAsia="Arial" w:hAnsi="Arial"/>
-                <w:b w:val="false"/>
-                <w:bCs w:val="false"/>
-                <w:i w:val="false"/>
-                <w:iCs w:val="false"/>
-                <w:color w:val="000000"/>
-                <w:sz w:val="18"/>
-                <w:szCs w:val="18"/>
-              </w:rPr>
-              <w:t xml:space="preserve">The shortcut is: sin(θ) = cos(90° – θ), and cos(θ) = sin(90° – θ). This means the sine of an angle equals the cosine of its complement, and vice versa.</w:t>
-            </w:r>
-          </w:p>
-          <w:p>
-            <w:pPr>
-              <w:spacing w:after="40" w:before="0"/>
-              <w:jc w:val="left"/>
-            </w:pPr>
-            <w:r>
-              <w:rPr>
-                <w:rFonts w:ascii="Arial" w:cs="Arial" w:eastAsia="Arial" w:hAnsi="Arial"/>
-                <w:b w:val="false"/>
-                <w:bCs w:val="false"/>
-                <w:i w:val="false"/>
-                <w:iCs w:val="false"/>
-                <w:color w:val="000000"/>
-                <w:sz w:val="18"/>
-                <w:szCs w:val="18"/>
-              </w:rPr>
-              <w:t xml:space="preserve"/>
-            </w:r>
-          </w:p>
-          <w:p>
-            <w:pPr>
-              <w:spacing w:after="40" w:before="0"/>
-              <w:jc w:val="left"/>
-            </w:pPr>
-            <w:r>
-              <w:rPr>
-                <w:rFonts w:ascii="Arial" w:cs="Arial" w:eastAsia="Arial" w:hAnsi="Arial"/>
-                <w:b w:val="false"/>
-                <w:bCs w:val="false"/>
-                <w:i w:val="false"/>
-                <w:iCs w:val="false"/>
-                <w:color w:val="000000"/>
-                <w:sz w:val="18"/>
-                <w:szCs w:val="18"/>
-              </w:rPr>
-              <w:t xml:space="preserve">Water-tank example:</w:t>
-            </w:r>
-          </w:p>
-          <w:p>
-            <w:pPr>
-              <w:spacing w:after="40" w:before="0"/>
-              <w:jc w:val="left"/>
-            </w:pPr>
-            <w:r>
-              <w:rPr>
-                <w:rFonts w:ascii="Arial" w:cs="Arial" w:eastAsia="Arial" w:hAnsi="Arial"/>
-                <w:b w:val="false"/>
-                <w:bCs w:val="false"/>
-                <w:i w:val="false"/>
-                <w:iCs w:val="false"/>
-                <w:color w:val="000000"/>
-                <w:sz w:val="18"/>
-                <w:szCs w:val="18"/>
-              </w:rPr>
-              <w:t xml:space="preserve">  In the triangle with θ = 35° (angle of elevation), the angle at the top of the tank is 90° – 35° = 55°.</w:t>
-            </w:r>
-          </w:p>
-          <w:p>
-            <w:pPr>
-              <w:spacing w:after="40" w:before="0"/>
-              <w:jc w:val="left"/>
-            </w:pPr>
-            <w:r>
-              <w:rPr>
-                <w:rFonts w:ascii="Arial" w:cs="Arial" w:eastAsia="Arial" w:hAnsi="Arial"/>
-                <w:b w:val="false"/>
-                <w:bCs w:val="false"/>
-                <w:i w:val="false"/>
-                <w:iCs w:val="false"/>
-                <w:color w:val="000000"/>
-                <w:sz w:val="18"/>
-                <w:szCs w:val="18"/>
-              </w:rPr>
-              <w:t xml:space="preserve">  sin(35°) = cos(55°) ≈ 0.5736</w:t>
-            </w:r>
-          </w:p>
-          <w:p>
-            <w:pPr>
-              <w:spacing w:after="40" w:before="0"/>
-              <w:jc w:val="left"/>
-            </w:pPr>
-            <w:r>
-              <w:rPr>
-                <w:rFonts w:ascii="Arial" w:cs="Arial" w:eastAsia="Arial" w:hAnsi="Arial"/>
-                <w:b w:val="false"/>
-                <w:bCs w:val="false"/>
-                <w:i w:val="false"/>
-                <w:iCs w:val="false"/>
-                <w:color w:val="000000"/>
-                <w:sz w:val="18"/>
-                <w:szCs w:val="18"/>
-              </w:rPr>
-              <w:t xml:space="preserve">  cos(35°) = sin(55°) ≈ 0.8192</w:t>
-            </w:r>
-          </w:p>
-          <w:p>
-            <w:pPr>
-              <w:spacing w:after="40" w:before="0"/>
-              <w:jc w:val="left"/>
-            </w:pPr>
-            <w:r>
-              <w:rPr>
-                <w:rFonts w:ascii="Arial" w:cs="Arial" w:eastAsia="Arial" w:hAnsi="Arial"/>
-                <w:b w:val="false"/>
-                <w:bCs w:val="false"/>
-                <w:i w:val="false"/>
-                <w:iCs w:val="false"/>
-                <w:color w:val="000000"/>
-                <w:sz w:val="18"/>
-                <w:szCs w:val="18"/>
-              </w:rPr>
-              <w:t xml:space="preserve"/>
-            </w:r>
-          </w:p>
-          <w:p>
-            <w:pPr>
-              <w:spacing w:after="40" w:before="0"/>
-              <w:jc w:val="left"/>
-            </w:pPr>
-            <w:r>
-              <w:rPr>
-                <w:rFonts w:ascii="Arial" w:cs="Arial" w:eastAsia="Arial" w:hAnsi="Arial"/>
-                <w:b w:val="false"/>
-                <w:bCs w:val="false"/>
-                <w:i w:val="false"/>
-                <w:iCs w:val="false"/>
-                <w:color w:val="000000"/>
-                <w:sz w:val="18"/>
-                <w:szCs w:val="18"/>
-              </w:rPr>
-              <w:t xml:space="preserve">This is useful because if a problem gives you the angle at the top of the triangle instead of the base, you do not need to re-draw the triangle — you can simply swap sine and cosine using the complementary relationship. It also helps you check your calculator work: if sin(40°) ≠ cos(50°) on your calculator, you have made an error.</w:t>
+                <w:i/>
+                <w:iCs/>
+                <w:color w:val="808080"/>
+                <w:sz w:val="18"/>
+                <w:szCs w:val="18"/>
+              </w:rPr>
+              <w:t xml:space="preserve">Write your answer here:</w:t>
             </w:r>
           </w:p>
         </w:tc>
@@ -1509,14 +970,12 @@
         <w:tblLayout w:type="fixed"/>
       </w:tblPr>
       <w:tblGrid>
-        <w:gridCol w:w="3000"/>
-        <w:gridCol w:w="10680"/>
+        <w:gridCol w:w="13680"/>
       </w:tblGrid>
       <w:tr>
         <w:tc>
           <w:tcPr>
             <w:tcW w:type="dxa" w:w="13680"/>
-            <w:gridSpan w:val="2"/>
             <w:shd w:fill="1F3864" w:color="auto" w:val="clear"/>
             <w:tcMar>
               <w:top w:type="dxa" w:w="60"/>
@@ -1542,15 +1001,15 @@
                 <w:sz w:val="22"/>
                 <w:szCs w:val="22"/>
               </w:rPr>
-              <w:t xml:space="preserve">Section 5: Answering the Driving Question — Your Full Explanation</w:t>
-            </w:r>
-          </w:p>
-        </w:tc>
-      </w:tr>
-      <w:tr>
-        <w:tc>
-          <w:tcPr>
-            <w:tcW w:type="dxa" w:w="3000"/>
+              <w:t xml:space="preserve">Part 5: Closing the loop: our outdoor measurement and why trigonometry matters</w:t>
+            </w:r>
+          </w:p>
+        </w:tc>
+      </w:tr>
+      <w:tr>
+        <w:tc>
+          <w:tcPr>
+            <w:tcW w:type="dxa" w:w="13680"/>
             <w:shd w:fill="D9EEF1" w:color="auto" w:val="clear"/>
             <w:tcMar>
               <w:top w:type="dxa" w:w="60"/>
@@ -1576,13 +1035,18 @@
                 <w:sz w:val="18"/>
                 <w:szCs w:val="18"/>
               </w:rPr>
-              <w:t xml:space="preserve">Now bring everything together. Answer the driving question fully: 'How can we use the angles and one side of a right-angled triangle to find any unknown height or distance in our environment — without ever measuring it directly?' Reference the water tank, your clinometer investigation, and at least ONE real-world Kenyan application beyond the school compound. Explain why this skill matters.</w:t>
-            </w:r>
-          </w:p>
-        </w:tc>
-        <w:tc>
-          <w:tcPr>
-            <w:tcW w:type="dxa" w:w="10680"/>
+              <w:t xml:space="preserve">In Lesson 8 you used your own clinometer at two stations, Observer A at 8 m and Observer B at 12 m from the base of the school water-tank tower. (a) Describe the steps you followed to find the height of the tank without climbing it. (b) At which station was your angle of elevation larger, and why? (c) Write a short explanation in CER form (Claim, Evidence, Reasoning) that answers the driving question: how can we find the tank height from a measured distance and an angle? Use your own results from the two stations as your evidence. (d) The KICD key inquiry question asks: Why is trigonometry important? Give your answer using two examples of people who use this method in Kenya.</w:t>
+            </w:r>
+          </w:p>
+        </w:tc>
+      </w:tr>
+      <w:tr>
+        <w:trPr>
+          <w:trHeight w:val="4200" w:hRule="atLeast"/>
+        </w:trPr>
+        <w:tc>
+          <w:tcPr>
+            <w:tcW w:type="dxa" w:w="13680"/>
             <w:shd w:fill="FFFFFF" w:color="auto" w:val="clear"/>
             <w:tcMar>
               <w:top w:type="dxa" w:w="60"/>
@@ -1602,225 +1066,13 @@
                 <w:rFonts w:ascii="Arial" w:cs="Arial" w:eastAsia="Arial" w:hAnsi="Arial"/>
                 <w:b w:val="false"/>
                 <w:bCs w:val="false"/>
-                <w:i w:val="false"/>
-                <w:iCs w:val="false"/>
-                <w:color w:val="000000"/>
-                <w:sz w:val="18"/>
-                <w:szCs w:val="18"/>
-              </w:rPr>
-              <w:t xml:space="preserve">We can find any unknown height or distance — without measuring it directly — by forming an imaginary right-angled triangle between ourselves, the object, and the ground, then applying a trigonometric ratio to the known side and known angle.</w:t>
-            </w:r>
-          </w:p>
-          <w:p>
-            <w:pPr>
-              <w:spacing w:after="40" w:before="0"/>
-              <w:jc w:val="left"/>
-            </w:pPr>
-            <w:r>
-              <w:rPr>
-                <w:rFonts w:ascii="Arial" w:cs="Arial" w:eastAsia="Arial" w:hAnsi="Arial"/>
-                <w:b w:val="false"/>
-                <w:bCs w:val="false"/>
-                <w:i w:val="false"/>
-                <w:iCs w:val="false"/>
-                <w:color w:val="000000"/>
-                <w:sz w:val="18"/>
-                <w:szCs w:val="18"/>
-              </w:rPr>
-              <w:t xml:space="preserve"/>
-            </w:r>
-          </w:p>
-          <w:p>
-            <w:pPr>
-              <w:spacing w:after="40" w:before="0"/>
-              <w:jc w:val="left"/>
-            </w:pPr>
-            <w:r>
-              <w:rPr>
-                <w:rFonts w:ascii="Arial" w:cs="Arial" w:eastAsia="Arial" w:hAnsi="Arial"/>
-                <w:b w:val="false"/>
-                <w:bCs w:val="false"/>
-                <w:i w:val="false"/>
-                <w:iCs w:val="false"/>
-                <w:color w:val="000000"/>
-                <w:sz w:val="18"/>
-                <w:szCs w:val="18"/>
-              </w:rPr>
-              <w:t xml:space="preserve">For the water tank: stand at a measured horizontal distance from the base, use a clinometer (like the one we built from a protractor and string) to measure the angle of elevation to the top of the tank, then calculate: height = horizontal distance × tan(angle of elevation). The height is revealed precisely, with no climbing required.</w:t>
-            </w:r>
-          </w:p>
-          <w:p>
-            <w:pPr>
-              <w:spacing w:after="40" w:before="0"/>
-              <w:jc w:val="left"/>
-            </w:pPr>
-            <w:r>
-              <w:rPr>
-                <w:rFonts w:ascii="Arial" w:cs="Arial" w:eastAsia="Arial" w:hAnsi="Arial"/>
-                <w:b w:val="false"/>
-                <w:bCs w:val="false"/>
-                <w:i w:val="false"/>
-                <w:iCs w:val="false"/>
-                <w:color w:val="000000"/>
-                <w:sz w:val="18"/>
-                <w:szCs w:val="18"/>
-              </w:rPr>
-              <w:t xml:space="preserve"/>
-            </w:r>
-          </w:p>
-          <w:p>
-            <w:pPr>
-              <w:spacing w:after="40" w:before="0"/>
-              <w:jc w:val="left"/>
-            </w:pPr>
-            <w:r>
-              <w:rPr>
-                <w:rFonts w:ascii="Arial" w:cs="Arial" w:eastAsia="Arial" w:hAnsi="Arial"/>
-                <w:b w:val="false"/>
-                <w:bCs w:val="false"/>
-                <w:i w:val="false"/>
-                <w:iCs w:val="false"/>
-                <w:color w:val="000000"/>
-                <w:sz w:val="18"/>
-                <w:szCs w:val="18"/>
-              </w:rPr>
-              <w:t xml:space="preserve">Our clinometer investigation confirmed this works in practice. When two of us measured from different distances, our calculated heights differed by less than 0.3 metres — a small error caused only by the precision of our protractor reading, not a flaw in the method.</w:t>
-            </w:r>
-          </w:p>
-          <w:p>
-            <w:pPr>
-              <w:spacing w:after="40" w:before="0"/>
-              <w:jc w:val="left"/>
-            </w:pPr>
-            <w:r>
-              <w:rPr>
-                <w:rFonts w:ascii="Arial" w:cs="Arial" w:eastAsia="Arial" w:hAnsi="Arial"/>
-                <w:b w:val="false"/>
-                <w:bCs w:val="false"/>
-                <w:i w:val="false"/>
-                <w:iCs w:val="false"/>
-                <w:color w:val="000000"/>
-                <w:sz w:val="18"/>
-                <w:szCs w:val="18"/>
-              </w:rPr>
-              <w:t xml:space="preserve"/>
-            </w:r>
-          </w:p>
-          <w:p>
-            <w:pPr>
-              <w:spacing w:after="40" w:before="0"/>
-              <w:jc w:val="left"/>
-            </w:pPr>
-            <w:r>
-              <w:rPr>
-                <w:rFonts w:ascii="Arial" w:cs="Arial" w:eastAsia="Arial" w:hAnsi="Arial"/>
-                <w:b w:val="false"/>
-                <w:bCs w:val="false"/>
-                <w:i w:val="false"/>
-                <w:iCs w:val="false"/>
-                <w:color w:val="000000"/>
-                <w:sz w:val="18"/>
-                <w:szCs w:val="18"/>
-              </w:rPr>
-              <w:t xml:space="preserve">Beyond the school compound, this same approach is used every day across Kenya:</w:t>
-            </w:r>
-          </w:p>
-          <w:p>
-            <w:pPr>
-              <w:spacing w:after="30" w:before="0"/>
-              <w:ind w:left="360" w:hanging="180"/>
-              <w:jc w:val="left"/>
-            </w:pPr>
-            <w:r>
-              <w:rPr>
-                <w:rFonts w:ascii="Arial" w:cs="Arial" w:eastAsia="Arial" w:hAnsi="Arial"/>
-                <w:b w:val="false"/>
-                <w:bCs w:val="false"/>
-                <w:i w:val="false"/>
-                <w:iCs w:val="false"/>
-                <w:color w:val="000000"/>
-                <w:sz w:val="18"/>
-                <w:szCs w:val="18"/>
-              </w:rPr>
-              <w:t xml:space="preserve">–  Foresters in the Mau Forest measure the height of indigenous trees to estimate timber volume — without felling a single tree.</w:t>
-            </w:r>
-          </w:p>
-          <w:p>
-            <w:pPr>
-              <w:spacing w:after="30" w:before="0"/>
-              <w:ind w:left="360" w:hanging="180"/>
-              <w:jc w:val="left"/>
-            </w:pPr>
-            <w:r>
-              <w:rPr>
-                <w:rFonts w:ascii="Arial" w:cs="Arial" w:eastAsia="Arial" w:hAnsi="Arial"/>
-                <w:b w:val="false"/>
-                <w:bCs w:val="false"/>
-                <w:i w:val="false"/>
-                <w:iCs w:val="false"/>
-                <w:color w:val="000000"/>
-                <w:sz w:val="18"/>
-                <w:szCs w:val="18"/>
-              </w:rPr>
-              <w:t xml:space="preserve">–  Engineers designing bridges along the Thika Superhighway calculate vertical clearance heights using angle and distance measurements taken from the road.</w:t>
-            </w:r>
-          </w:p>
-          <w:p>
-            <w:pPr>
-              <w:spacing w:after="30" w:before="0"/>
-              <w:ind w:left="360" w:hanging="180"/>
-              <w:jc w:val="left"/>
-            </w:pPr>
-            <w:r>
-              <w:rPr>
-                <w:rFonts w:ascii="Arial" w:cs="Arial" w:eastAsia="Arial" w:hAnsi="Arial"/>
-                <w:b w:val="false"/>
-                <w:bCs w:val="false"/>
-                <w:i w:val="false"/>
-                <w:iCs w:val="false"/>
-                <w:color w:val="000000"/>
-                <w:sz w:val="18"/>
-                <w:szCs w:val="18"/>
-              </w:rPr>
-              <w:t xml:space="preserve">–  Tea farmers in Kericho use slope angles to plan drainage channels, preventing soil erosion on hillside farms.</w:t>
-            </w:r>
-          </w:p>
-          <w:p>
-            <w:pPr>
-              <w:spacing w:after="40" w:before="0"/>
-              <w:jc w:val="left"/>
-            </w:pPr>
-            <w:r>
-              <w:rPr>
-                <w:rFonts w:ascii="Arial" w:cs="Arial" w:eastAsia="Arial" w:hAnsi="Arial"/>
-                <w:b w:val="false"/>
-                <w:bCs w:val="false"/>
-                <w:i w:val="false"/>
-                <w:iCs w:val="false"/>
-                <w:color w:val="000000"/>
-                <w:sz w:val="18"/>
-                <w:szCs w:val="18"/>
-              </w:rPr>
-              <w:t xml:space="preserve"/>
-            </w:r>
-          </w:p>
-          <w:p>
-            <w:pPr>
-              <w:spacing w:after="40" w:before="0"/>
-              <w:jc w:val="left"/>
-            </w:pPr>
-            <w:r>
-              <w:rPr>
-                <w:rFonts w:ascii="Arial" w:cs="Arial" w:eastAsia="Arial" w:hAnsi="Arial"/>
-                <w:b w:val="false"/>
-                <w:bCs w:val="false"/>
-                <w:i w:val="false"/>
-                <w:iCs w:val="false"/>
-                <w:color w:val="000000"/>
-                <w:sz w:val="18"/>
-                <w:szCs w:val="18"/>
-              </w:rPr>
-              <w:t xml:space="preserve">Trigonometry matters because it gives us a universal mathematical tool for bridging what we CAN measure (a safe, horizontal distance and a simple angle) to what we CANNOT measure directly (a dangerous or inaccessible height). It turns an impossible physical task into a straightforward calculation — and that is exactly why it is one of the most practical branches of mathematics we will ever study.</w:t>
+                <w:i/>
+                <w:iCs/>
+                <w:color w:val="808080"/>
+                <w:sz w:val="18"/>
+                <w:szCs w:val="18"/>
+              </w:rPr>
+              <w:t xml:space="preserve">Write your answer here:</w:t>
             </w:r>
           </w:p>
         </w:tc>
@@ -2047,7 +1299,7 @@
                 <w:sz w:val="18"/>
                 <w:szCs w:val="18"/>
               </w:rPr>
-              <w:t xml:space="preserve">Understanding of the Right-Angled Triangle Model</w:t>
+              <w:t xml:space="preserve">Naming the sides and using SOH-CAH-TOA</w:t>
             </w:r>
           </w:p>
         </w:tc>
@@ -2079,7 +1331,7 @@
                 <w:sz w:val="18"/>
                 <w:szCs w:val="18"/>
               </w:rPr>
-              <w:t xml:space="preserve">Correctly identifies and labels all three sides (opposite, adjacent, hypotenuse) and the angle of elevation in the context of the water-tank scenario. Diagram is accurate and clearly annotated.</w:t>
+              <w:t xml:space="preserve">Labels opposite, adjacent and hypotenuse correctly from the chosen angle, explains why the names swap, and states sine, cosine and tangent with the SOH-CAH-TOA definitions accurately.</w:t>
             </w:r>
           </w:p>
         </w:tc>
@@ -2111,7 +1363,7 @@
                 <w:sz w:val="18"/>
                 <w:szCs w:val="18"/>
               </w:rPr>
-              <w:t xml:space="preserve">Correctly identifies most sides and the angle of elevation. Minor labelling error that does not affect the calculation.</w:t>
+              <w:t xml:space="preserve">Labels the sides correctly for the water-tank triangle and states the three ratios, but the explanation of the swapping of names is incomplete.</w:t>
             </w:r>
           </w:p>
         </w:tc>
@@ -2143,7 +1395,7 @@
                 <w:sz w:val="18"/>
                 <w:szCs w:val="18"/>
               </w:rPr>
-              <w:t xml:space="preserve">Shows a triangle but sides are mislabelled or the angle of elevation is placed incorrectly. Diagram is incomplete or missing.</w:t>
+              <w:t xml:space="preserve">Mislabels sides or confuses the ratios, and gives little or no explanation of the reference angle.</w:t>
             </w:r>
           </w:p>
         </w:tc>
@@ -2177,7 +1429,7 @@
                 <w:sz w:val="18"/>
                 <w:szCs w:val="18"/>
               </w:rPr>
-              <w:t xml:space="preserve">Selection and Application of Trigonometric Ratios (SOH-CAH-TOA)</w:t>
+              <w:t xml:space="preserve">Calculation with h = d × tan θ</w:t>
             </w:r>
           </w:p>
         </w:tc>
@@ -2209,7 +1461,7 @@
                 <w:sz w:val="18"/>
                 <w:szCs w:val="18"/>
               </w:rPr>
-              <w:t xml:space="preserve">Selects the correct ratio (tangent) with a clear, explicit justification. Applies the formula accurately in at least two worked examples, showing all steps and arriving at correct answers.</w:t>
+              <w:t xml:space="preserve">Rearranges the tangent ratio correctly, calculates both heights accurately (about 7.8 m and 8.1 m) with units, and shows all working.</w:t>
             </w:r>
           </w:p>
         </w:tc>
@@ -2241,7 +1493,7 @@
                 <w:sz w:val="18"/>
                 <w:szCs w:val="18"/>
               </w:rPr>
-              <w:t xml:space="preserve">Selects the correct ratio and applies it correctly in at least one worked example. Steps are mostly shown but one minor arithmetic or rounding error is present.</w:t>
+              <w:t xml:space="preserve">Uses the formula correctly with only a minor slip in rounding, units or working.</w:t>
             </w:r>
           </w:p>
         </w:tc>
@@ -2273,7 +1525,7 @@
                 <w:sz w:val="18"/>
                 <w:szCs w:val="18"/>
               </w:rPr>
-              <w:t xml:space="preserve">Attempts to use a trigonometric ratio but selects the wrong one, or applies the formula incorrectly. Working is incomplete or the answer is not obtained.</w:t>
+              <w:t xml:space="preserve">Does not rearrange the formula correctly or makes calculation errors that change the result.</w:t>
             </w:r>
           </w:p>
         </w:tc>
@@ -2307,7 +1559,7 @@
                 <w:sz w:val="18"/>
                 <w:szCs w:val="18"/>
               </w:rPr>
-              <w:t xml:space="preserve">Explanation of the Consistency Check (Two Angles, Same Height)</w:t>
+              <w:t xml:space="preserve">Explaining consistency and the constant ratio</w:t>
             </w:r>
           </w:p>
         </w:tc>
@@ -2339,7 +1591,7 @@
                 <w:sz w:val="18"/>
                 <w:szCs w:val="18"/>
               </w:rPr>
-              <w:t xml:space="preserve">Clearly explains why two different angles from two different distances must yield the same height. Uses a second worked example to verify, and connects the idea to the reliability and real-world use of trigonometry (e.g., surveying in Kenya).</w:t>
+              <w:t xml:space="preserve">Clearly explains that the ratio depends only on the angle, that different distances give different angles and tan values but the same height through h = d × tan θ, and attributes small differences to measurement uncertainty.</w:t>
             </w:r>
           </w:p>
         </w:tc>
@@ -2371,7 +1623,7 @@
                 <w:sz w:val="18"/>
                 <w:szCs w:val="18"/>
               </w:rPr>
-              <w:t xml:space="preserve">Explains the consistency idea and attempts a second worked example. The conceptual explanation is correct but the real-world connection is vague or missing.</w:t>
+              <w:t xml:space="preserve">States that the ratio is constant and the heights are similar, but the reasoning about why is partly stated.</w:t>
             </w:r>
           </w:p>
         </w:tc>
@@ -2403,7 +1655,7 @@
                 <w:sz w:val="18"/>
                 <w:szCs w:val="18"/>
               </w:rPr>
-              <w:t xml:space="preserve">Acknowledges that two students get different angles but cannot explain why the height should be the same. No second worked example attempted.</w:t>
+              <w:t xml:space="preserve">Says only that the answers are 'the same' or 'different' with no mathematical reasoning.</w:t>
             </w:r>
           </w:p>
         </w:tc>
@@ -2437,7 +1689,7 @@
                 <w:sz w:val="18"/>
                 <w:szCs w:val="18"/>
               </w:rPr>
-              <w:t xml:space="preserve">Complementary Angles and the Sin/Cos Relationship</w:t>
+              <w:t xml:space="preserve">Complementary angles and CER explanation with Kenyan contexts</w:t>
             </w:r>
           </w:p>
         </w:tc>
@@ -2469,7 +1721,7 @@
                 <w:sz w:val="18"/>
                 <w:szCs w:val="18"/>
               </w:rPr>
-              <w:t xml:space="preserve">Accurately defines complementary angles and states the identity sin(θ) = cos(90° – θ) with a correct example drawn from the water-tank triangle. Explains how this identity is practically useful for checking work or solving alternative problem setups.</w:t>
+              <w:t xml:space="preserve">Explains sin θ = cos(90° − θ) using opposite and adjacent, and writes a full CER using the 8 m and 12 m results, with two accurate Kenyan examples of use.</w:t>
             </w:r>
           </w:p>
         </w:tc>
@@ -2501,7 +1753,7 @@
                 <w:sz w:val="18"/>
                 <w:szCs w:val="18"/>
               </w:rPr>
-              <w:t xml:space="preserve">Correctly states the complementary angle identity and gives a valid example. Explanation of practical usefulness is present but brief.</w:t>
+              <w:t xml:space="preserve">Gives the complementary-angle result and a CER with claim and evidence, but the reasoning or the examples are thin.</w:t>
             </w:r>
           </w:p>
         </w:tc>
@@ -2533,137 +1785,7 @@
                 <w:sz w:val="18"/>
                 <w:szCs w:val="18"/>
               </w:rPr>
-              <w:t xml:space="preserve">Attempts to discuss complementary angles but the identity is stated incorrectly or the example contains errors. Practical usefulness is not explained.</w:t>
-            </w:r>
-          </w:p>
-        </w:tc>
-      </w:tr>
-      <w:tr>
-        <w:tc>
-          <w:tcPr>
-            <w:tcW w:type="dxa" w:w="3000"/>
-            <w:shd w:fill="D5E8F0" w:color="auto" w:val="clear"/>
-            <w:tcMar>
-              <w:top w:type="dxa" w:w="60"/>
-              <w:left w:type="dxa" w:w="120"/>
-              <w:bottom w:type="dxa" w:w="60"/>
-              <w:right w:type="dxa" w:w="120"/>
-            </w:tcMar>
-            <w:vAlign w:val="top"/>
-          </w:tcPr>
-          <w:p>
-            <w:pPr>
-              <w:spacing w:after="40" w:before="0"/>
-              <w:jc w:val="left"/>
-            </w:pPr>
-            <w:r>
-              <w:rPr>
-                <w:rFonts w:ascii="Arial" w:cs="Arial" w:eastAsia="Arial" w:hAnsi="Arial"/>
-                <w:b w:val="false"/>
-                <w:bCs w:val="false"/>
-                <w:i w:val="false"/>
-                <w:iCs w:val="false"/>
-                <w:color w:val="000000"/>
-                <w:sz w:val="18"/>
-                <w:szCs w:val="18"/>
-              </w:rPr>
-              <w:t xml:space="preserve">Quality of the Final Driving-Question Response</w:t>
-            </w:r>
-          </w:p>
-        </w:tc>
-        <w:tc>
-          <w:tcPr>
-            <w:tcW w:type="dxa" w:w="3560"/>
-            <w:shd w:fill="FFFFFF" w:color="auto" w:val="clear"/>
-            <w:tcMar>
-              <w:top w:type="dxa" w:w="60"/>
-              <w:left w:type="dxa" w:w="120"/>
-              <w:bottom w:type="dxa" w:w="60"/>
-              <w:right w:type="dxa" w:w="120"/>
-            </w:tcMar>
-            <w:vAlign w:val="top"/>
-          </w:tcPr>
-          <w:p>
-            <w:pPr>
-              <w:spacing w:after="40" w:before="0"/>
-              <w:jc w:val="left"/>
-            </w:pPr>
-            <w:r>
-              <w:rPr>
-                <w:rFonts w:ascii="Arial" w:cs="Arial" w:eastAsia="Arial" w:hAnsi="Arial"/>
-                <w:b w:val="false"/>
-                <w:bCs w:val="false"/>
-                <w:i w:val="false"/>
-                <w:iCs w:val="false"/>
-                <w:color w:val="000000"/>
-                <w:sz w:val="18"/>
-                <w:szCs w:val="18"/>
-              </w:rPr>
-              <w:t xml:space="preserve">Provides a full, coherent answer to the driving question that integrates the water-tank phenomenon, clinometer investigation findings, and at least one specific Kenyan real-world application. Explains why the skill is important in clear, student-accessible language.</w:t>
-            </w:r>
-          </w:p>
-        </w:tc>
-        <w:tc>
-          <w:tcPr>
-            <w:tcW w:type="dxa" w:w="3560"/>
-            <w:shd w:fill="F2F2F2" w:color="auto" w:val="clear"/>
-            <w:tcMar>
-              <w:top w:type="dxa" w:w="60"/>
-              <w:left w:type="dxa" w:w="120"/>
-              <w:bottom w:type="dxa" w:w="60"/>
-              <w:right w:type="dxa" w:w="120"/>
-            </w:tcMar>
-            <w:vAlign w:val="top"/>
-          </w:tcPr>
-          <w:p>
-            <w:pPr>
-              <w:spacing w:after="40" w:before="0"/>
-              <w:jc w:val="left"/>
-            </w:pPr>
-            <w:r>
-              <w:rPr>
-                <w:rFonts w:ascii="Arial" w:cs="Arial" w:eastAsia="Arial" w:hAnsi="Arial"/>
-                <w:b w:val="false"/>
-                <w:bCs w:val="false"/>
-                <w:i w:val="false"/>
-                <w:iCs w:val="false"/>
-                <w:color w:val="000000"/>
-                <w:sz w:val="18"/>
-                <w:szCs w:val="18"/>
-              </w:rPr>
-              <w:t xml:space="preserve">Answers the driving question and references the water-tank phenomenon and one real-world application. The clinometer investigation is mentioned but not discussed in detail. Explanation is mostly clear.</w:t>
-            </w:r>
-          </w:p>
-        </w:tc>
-        <w:tc>
-          <w:tcPr>
-            <w:tcW w:type="dxa" w:w="3560"/>
-            <w:shd w:fill="FFFFFF" w:color="auto" w:val="clear"/>
-            <w:tcMar>
-              <w:top w:type="dxa" w:w="60"/>
-              <w:left w:type="dxa" w:w="120"/>
-              <w:bottom w:type="dxa" w:w="60"/>
-              <w:right w:type="dxa" w:w="120"/>
-            </w:tcMar>
-            <w:vAlign w:val="top"/>
-          </w:tcPr>
-          <w:p>
-            <w:pPr>
-              <w:spacing w:after="40" w:before="0"/>
-              <w:jc w:val="left"/>
-            </w:pPr>
-            <w:r>
-              <w:rPr>
-                <w:rFonts w:ascii="Arial" w:cs="Arial" w:eastAsia="Arial" w:hAnsi="Arial"/>
-                <w:b w:val="false"/>
-                <w:bCs w:val="false"/>
-                <w:i w:val="false"/>
-                <w:iCs w:val="false"/>
-                <w:color w:val="000000"/>
-                <w:sz w:val="18"/>
-                <w:szCs w:val="18"/>
-              </w:rPr>
-              <w:t xml:space="preserve">Attempts to answer the driving question but the response is incomplete, missing the phenomenon connection or real-world application. Explanation is unclear or uses incorrect terminology throughout.</w:t>
+              <w:t xml:space="preserve">States the result without explanation, and the CER is missing parts or does not use the outdoor evidence.</w:t>
             </w:r>
           </w:p>
         </w:tc>
@@ -2787,7 +1909,7 @@
         </w:rPr>
         <w:t xml:space="preserve">© 2026 SeaVuria and ARES. This work is licensed under a </w:t>
       </w:r>
-      <w:hyperlink w:history="1" r:id="rIdbrpsu8pkwwjjs6ozgw38g">
+      <w:hyperlink w:history="1" r:id="rIdkxt6_0btib2gtrtzqowga">
         <w:r>
           <w:rPr>
             <w:rFonts w:ascii="Arial" w:cs="Arial" w:eastAsia="Arial" w:hAnsi="Arial"/>
@@ -2807,7 +1929,7 @@
         </w:rPr>
         <w:t xml:space="preserve"> (</w:t>
       </w:r>
-      <w:hyperlink w:history="1" r:id="rIda8dqiemonmga1avfgfkx-">
+      <w:hyperlink w:history="1" r:id="rIdyxxwzfrewtq2w6ewrm36f">
         <w:r>
           <w:rPr>
             <w:rFonts w:ascii="Arial" w:cs="Arial" w:eastAsia="Arial" w:hAnsi="Arial"/>
@@ -2827,7 +1949,7 @@
         </w:rPr>
         <w:t xml:space="preserve">). To view a copy of this license, visit </w:t>
       </w:r>
-      <w:hyperlink w:history="1" r:id="rIdju8xbnj7_7bf4geci4-w9">
+      <w:hyperlink w:history="1" r:id="rIdipv2xycgiviihjmskyh0b">
         <w:r>
           <w:rPr>
             <w:rFonts w:ascii="Arial" w:cs="Arial" w:eastAsia="Arial" w:hAnsi="Arial"/>

--- a/data/outputs/v2/Essential_Mathematics/SS2.3_Trigonometry/Essential_Mathematics_Trigonometry_FinalExplanation.docx
+++ b/data/outputs/v2/Essential_Mathematics/SS2.3_Trigonometry/Essential_Mathematics_Trigonometry_FinalExplanation.docx
@@ -1909,7 +1909,7 @@
         </w:rPr>
         <w:t xml:space="preserve">© 2026 SeaVuria and ARES. This work is licensed under a </w:t>
       </w:r>
-      <w:hyperlink w:history="1" r:id="rIdkxt6_0btib2gtrtzqowga">
+      <w:hyperlink w:history="1" r:id="rIdt8p8miwjhdx-mcix5hd6y">
         <w:r>
           <w:rPr>
             <w:rFonts w:ascii="Arial" w:cs="Arial" w:eastAsia="Arial" w:hAnsi="Arial"/>
@@ -1929,7 +1929,7 @@
         </w:rPr>
         <w:t xml:space="preserve"> (</w:t>
       </w:r>
-      <w:hyperlink w:history="1" r:id="rIdyxxwzfrewtq2w6ewrm36f">
+      <w:hyperlink w:history="1" r:id="rId_5ixjbb91xescpc7agmdv">
         <w:r>
           <w:rPr>
             <w:rFonts w:ascii="Arial" w:cs="Arial" w:eastAsia="Arial" w:hAnsi="Arial"/>
@@ -1949,7 +1949,7 @@
         </w:rPr>
         <w:t xml:space="preserve">). To view a copy of this license, visit </w:t>
       </w:r>
-      <w:hyperlink w:history="1" r:id="rIdipv2xycgiviihjmskyh0b">
+      <w:hyperlink w:history="1" r:id="rIdcojdhetqtoqflgb1gpt6x">
         <w:r>
           <w:rPr>
             <w:rFonts w:ascii="Arial" w:cs="Arial" w:eastAsia="Arial" w:hAnsi="Arial"/>

--- a/data/outputs/v2/Essential_Mathematics/SS2.3_Trigonometry/Essential_Mathematics_Trigonometry_FinalExplanation.docx
+++ b/data/outputs/v2/Essential_Mathematics/SS2.3_Trigonometry/Essential_Mathematics_Trigonometry_FinalExplanation.docx
@@ -1909,7 +1909,7 @@
         </w:rPr>
         <w:t xml:space="preserve">© 2026 SeaVuria and ARES. This work is licensed under a </w:t>
       </w:r>
-      <w:hyperlink w:history="1" r:id="rIdt8p8miwjhdx-mcix5hd6y">
+      <w:hyperlink w:history="1" r:id="rIdm5bohc3gnjhjq-0e98une">
         <w:r>
           <w:rPr>
             <w:rFonts w:ascii="Arial" w:cs="Arial" w:eastAsia="Arial" w:hAnsi="Arial"/>
@@ -1929,7 +1929,7 @@
         </w:rPr>
         <w:t xml:space="preserve"> (</w:t>
       </w:r>
-      <w:hyperlink w:history="1" r:id="rId_5ixjbb91xescpc7agmdv">
+      <w:hyperlink w:history="1" r:id="rIdbyrr5_jkoyjno7ihkw_8z">
         <w:r>
           <w:rPr>
             <w:rFonts w:ascii="Arial" w:cs="Arial" w:eastAsia="Arial" w:hAnsi="Arial"/>
@@ -1949,7 +1949,7 @@
         </w:rPr>
         <w:t xml:space="preserve">). To view a copy of this license, visit </w:t>
       </w:r>
-      <w:hyperlink w:history="1" r:id="rIdcojdhetqtoqflgb1gpt6x">
+      <w:hyperlink w:history="1" r:id="rIdifemkoowwhws1a9j1ero8">
         <w:r>
           <w:rPr>
             <w:rFonts w:ascii="Arial" w:cs="Arial" w:eastAsia="Arial" w:hAnsi="Arial"/>

--- a/data/outputs/v2/Essential_Mathematics/SS2.3_Trigonometry/Essential_Mathematics_Trigonometry_FinalExplanation.docx
+++ b/data/outputs/v2/Essential_Mathematics/SS2.3_Trigonometry/Essential_Mathematics_Trigonometry_FinalExplanation.docx
@@ -1909,7 +1909,7 @@
         </w:rPr>
         <w:t xml:space="preserve">© 2026 SeaVuria and ARES. This work is licensed under a </w:t>
       </w:r>
-      <w:hyperlink w:history="1" r:id="rIdm5bohc3gnjhjq-0e98une">
+      <w:hyperlink w:history="1" r:id="rIdccy_yfln2tbsnwikfgj5r">
         <w:r>
           <w:rPr>
             <w:rFonts w:ascii="Arial" w:cs="Arial" w:eastAsia="Arial" w:hAnsi="Arial"/>
@@ -1929,7 +1929,7 @@
         </w:rPr>
         <w:t xml:space="preserve"> (</w:t>
       </w:r>
-      <w:hyperlink w:history="1" r:id="rIdbyrr5_jkoyjno7ihkw_8z">
+      <w:hyperlink w:history="1" r:id="rId5akuou61cjp8vg7vmmo_u">
         <w:r>
           <w:rPr>
             <w:rFonts w:ascii="Arial" w:cs="Arial" w:eastAsia="Arial" w:hAnsi="Arial"/>
@@ -1949,7 +1949,7 @@
         </w:rPr>
         <w:t xml:space="preserve">). To view a copy of this license, visit </w:t>
       </w:r>
-      <w:hyperlink w:history="1" r:id="rIdifemkoowwhws1a9j1ero8">
+      <w:hyperlink w:history="1" r:id="rIdvi6mqsq7faveevhvy_3h3">
         <w:r>
           <w:rPr>
             <w:rFonts w:ascii="Arial" w:cs="Arial" w:eastAsia="Arial" w:hAnsi="Arial"/>

--- a/data/outputs/v2/Essential_Mathematics/SS2.3_Trigonometry/Essential_Mathematics_Trigonometry_FinalExplanation.docx
+++ b/data/outputs/v2/Essential_Mathematics/SS2.3_Trigonometry/Essential_Mathematics_Trigonometry_FinalExplanation.docx
@@ -95,7 +95,7 @@
                 <w:sz w:val="22"/>
                 <w:szCs w:val="22"/>
               </w:rPr>
-              <w:t xml:space="preserve">FINAL EXPLANATION: ESSENTIAL MATHEMATICS GRADE 10 – SUB-STRAND 2.3 TRIGONOMETRY: FINAL EXPLANATION</w:t>
+              <w:t xml:space="preserve">FINAL EXPLANATION: ESSENTIAL MATHEMATICS GRADE 10: 2.3 TRIGONOMETRY</w:t>
             </w:r>
           </w:p>
         </w:tc>
@@ -422,7 +422,7 @@
                 <w:sz w:val="18"/>
                 <w:szCs w:val="18"/>
               </w:rPr>
-              <w:t xml:space="preserve">This is your Final Explanation for our unit. Driving question: How can we use the angles and one side of a right-angled triangle to find any unknown height or distance in our environment, without ever measuring it directly? Answer every section in the space under each prompt. Use what you observed and calculated in our lessons: the school water tank, Amina and Baraka, your paper triangles, your own clinometer and your outdoor measurements. Show your working for every calculation, include units, and write full sentences when you are asked to explain. You may use a calculator. Where a question gives a value from the calculator, you do not need to find it again.</w:t>
+              <w:t xml:space="preserve">This is your Final Explanation. It answers the driving question: How can we use the angles and one side of a right-angled triangle to find any unknown height or distance in our environment, without ever measuring it directly? It also answers the key inquiry question: Why is trigonometry important? Write your answers in the space under each prompt. Use what you observed and learned in Lessons 1 to 8 and the Kilimani Secondary School water tank in Nakuru as your main example. Use a calculator in DEG mode. Give trig values to 4 decimal places and final lengths to 1 decimal place with units. Show every step of your working, draw labelled diagrams where asked, and use the words hypotenuse, opposite, adjacent, sin, cos and tan carefully.</w:t>
             </w:r>
           </w:p>
         </w:tc>
@@ -481,7 +481,7 @@
                 <w:sz w:val="22"/>
                 <w:szCs w:val="22"/>
               </w:rPr>
-              <w:t xml:space="preserve">Part 1: The triangle hidden in the water-tank problem</w:t>
+              <w:t xml:space="preserve">Part 1: The triangle and the ratio that makes the method work</w:t>
             </w:r>
           </w:p>
         </w:tc>
@@ -515,7 +515,7 @@
                 <w:sz w:val="18"/>
                 <w:szCs w:val="18"/>
               </w:rPr>
-              <w:t xml:space="preserve">Amina stands 10 m from the base of the school water tank and sights the top of the tank. Draw and label a clear sketch of this situation. Mark the angle of elevation, and label the three sides of the right-angled triangle using the words hypotenuse, opposite and adjacent. Then say which of the three sides you can measure directly with a tape measure from the ground, and which side you cannot measure directly. Explain why 'opposite' and 'adjacent' would swap names if you chose the other acute angle as your reference angle, but 'hypotenuse' would not change.</w:t>
+              <w:t xml:space="preserve">At Kilimani Secondary School nobody can climb the steel-framed water tank tower, but Wanjiru and Otieno can still find its height. (a) Draw and label the right-angled triangle formed by the tower, the level ground and the line of sight for Wanjiru, who stands 8 m from the base. Mark the angle θ at her eye, and label the hypotenuse, opposite and adjacent sides. Say what each side represents in the real situation. (b) Using the three 35° triangles A, B and C from Lesson 2 (sides 4.0, 2.8, 4.9 cm; 8.0, 5.6, 9.8 cm; 12.0, 8.4, 14.7 cm), explain what you found about the ratios when the triangles got bigger. (c) Explain why this idea matters for the tank.</w:t>
             </w:r>
           </w:p>
         </w:tc>
@@ -611,7 +611,7 @@
                 <w:sz w:val="22"/>
                 <w:szCs w:val="22"/>
               </w:rPr>
-              <w:t xml:space="preserve">Part 2: Calculating the height from two positions</w:t>
+              <w:t xml:space="preserve">Part 2: Choosing a ratio and calculating</w:t>
             </w:r>
           </w:p>
         </w:tc>
@@ -645,7 +645,7 @@
                 <w:sz w:val="18"/>
                 <w:szCs w:val="18"/>
               </w:rPr>
-              <w:t xml:space="preserve">In Lesson 1, Amina stood 10 m from the base of the tank and measured an angle of elevation of 38°. Baraka stood 20 m from the base and measured an angle of elevation of 22°. Your calculator gives tan 38° ≈ 0.781 and tan 22° ≈ 0.404. (a) Write down the tangent ratio in words for the angle of elevation in this problem and rearrange it to give a formula for the height h. (b) Use your formula to calculate the height of the tank from Amina's measurements and from Baraka's measurements. Give each answer to 1 decimal place. (c) Compare your two heights. Would you expect them to be exactly equal? Explain your thinking, and say what could cause any difference you find.</w:t>
+              <w:t xml:space="preserve">(a) Explain how you decide whether to use sin, cos or tan when you need to find an unknown side. (b) Use the 3-step method (label, choose the ratio, solve with units) to find: (i) the length of a Kisumu roof rafter when the horizontal span from the wall to the centre is 3.6 m and the rafter makes 30° with the horizontal; (ii) the width of a Kericho stream, when a learner on the bank directly opposite a tree walks 20 m along the bank and the line of sight to the tree then makes 40° with the bank. (c) A Watamu diver's weighted line is 12 m long and makes 50° with the horizontal surface. Find the depth of the weight.</w:t>
             </w:r>
           </w:p>
         </w:tc>
@@ -741,7 +741,7 @@
                 <w:sz w:val="22"/>
                 <w:szCs w:val="22"/>
               </w:rPr>
-              <w:t xml:space="preserve">Part 3: Why does the method work from any distance?</w:t>
+              <w:t xml:space="preserve">Part 3: Solving the water tank problem</w:t>
             </w:r>
           </w:p>
         </w:tc>
@@ -775,7 +775,7 @@
                 <w:sz w:val="18"/>
                 <w:szCs w:val="18"/>
               </w:rPr>
-              <w:t xml:space="preserve">In Lesson 4 you drew three right-angled triangles that each had a 35° angle but had adjacent sides of 5 cm, 8 cm and 11 cm. You found that opp ÷ hyp, adj ÷ hyp and opp ÷ adj stayed almost the same in all three triangles, even though the triangles were different sizes. The calculator gave sin 35° ≈ 0.574, cos 35° ≈ 0.819 and tan 35° ≈ 0.700. (a) Match each of the three ratios to its name (sine, cosine, tangent) and write the mnemonic that helps you remember them. (b) Use this finding to explain why the tangent of an angle can be used to find the tank height from any distance. In your answer, say what stays the same for every student and what is different for each student. (c) Your measured ratios were slightly different from the calculator values. Give one reason why.</w:t>
+              <w:t xml:space="preserve">Wanjiru stands 8 m from the base of the tower and reads an angle of elevation of 37°. Otieno stands 10 m from the base and reads 31°. Every learner's eye height is 1.5 m. (a) Explain how the clinometer gives the angle of elevation, and what the string does when the straw is level. (b) Write a complete solution for Wanjiru: the diagram description, the ratio and why you chose it, the calculation and the answer with units. (c) Do the same for Otieno. (d) Wanjiru is closer, so whose angle is larger? Explain why both learners should still get the same height.</w:t>
             </w:r>
           </w:p>
         </w:tc>
@@ -871,7 +871,7 @@
                 <w:sz w:val="22"/>
                 <w:szCs w:val="22"/>
               </w:rPr>
-              <w:t xml:space="preserve">Part 4: The complementary-angle shortcut</w:t>
+              <w:t xml:space="preserve">Part 4: Checking the answer and sources of error</w:t>
             </w:r>
           </w:p>
         </w:tc>
@@ -905,7 +905,7 @@
                 <w:sz w:val="18"/>
                 <w:szCs w:val="18"/>
               </w:rPr>
-              <w:t xml:space="preserve">The two acute angles in a right-angled triangle add up to 90°. In the water-tank triangle, Amina's angle of elevation is 38°. (a) What is the size of the other acute angle, at the top of the triangle? (b) Using the words opposite and adjacent, explain how the tank height is related to each of these two angles. (c) Use your answer to (b) to explain why sin 38° and cos 52° must have the same value. (d) In the table you completed in Lesson 6 you found the difference sin θ − cos(90° − θ) for each pair of angles. What value did you find in every row, and what does this show?</w:t>
+              <w:t xml:space="preserve">Group Amani used their clinometers on the school flagpole, standing 15 m from the base and reading 27°. Mr. Kamau, the school caretaker, used a tape to check the heights: the flagpole is 9.0 m and the top of the water tank is 7.5 m. (a) Calculate Group Amani's flagpole height. (b) Work out their error. (c) Explain why small differences like this happen. (d) Use your answers from Part 3 and Mr. Kamau's tape value for the tank to judge whether Wanjiru's and Otieno's answers are good.</w:t>
             </w:r>
           </w:p>
         </w:tc>
@@ -1001,7 +1001,7 @@
                 <w:sz w:val="22"/>
                 <w:szCs w:val="22"/>
               </w:rPr>
-              <w:t xml:space="preserve">Part 5: Closing the loop: our outdoor measurement and why trigonometry matters</w:t>
+              <w:t xml:space="preserve">Part 5: Answering the driving question</w:t>
             </w:r>
           </w:p>
         </w:tc>
@@ -1035,7 +1035,7 @@
                 <w:sz w:val="18"/>
                 <w:szCs w:val="18"/>
               </w:rPr>
-              <w:t xml:space="preserve">In Lesson 8 you used your own clinometer at two stations, Observer A at 8 m and Observer B at 12 m from the base of the school water-tank tower. (a) Describe the steps you followed to find the height of the tank without climbing it. (b) At which station was your angle of elevation larger, and why? (c) Write a short explanation in CER form (Claim, Evidence, Reasoning) that answers the driving question: how can we find the tank height from a measured distance and an angle? Use your own results from the two stations as your evidence. (d) The KICD key inquiry question asks: Why is trigonometry important? Give your answer using two examples of people who use this method in Kenya.</w:t>
+              <w:t xml:space="preserve">Write a clear explanation in your own words that answers: How can we use the angles and one side of a right-angled triangle to find an unknown height or distance in our environment, without measuring it directly? Use the Kilimani Secondary School water tank as your example. Include: the triangle, why the method works, the steps, and how you know the answer can be trusted. Then answer the key inquiry question: Why is trigonometry important? Give at least two real-life Kenyan examples.</w:t>
             </w:r>
           </w:p>
         </w:tc>
@@ -1299,7 +1299,7 @@
                 <w:sz w:val="18"/>
                 <w:szCs w:val="18"/>
               </w:rPr>
-              <w:t xml:space="preserve">Naming the sides and using SOH-CAH-TOA</w:t>
+              <w:t xml:space="preserve">Right-angled triangle model and side naming</w:t>
             </w:r>
           </w:p>
         </w:tc>
@@ -1331,7 +1331,7 @@
                 <w:sz w:val="18"/>
                 <w:szCs w:val="18"/>
               </w:rPr>
-              <w:t xml:space="preserve">Labels opposite, adjacent and hypotenuse correctly from the chosen angle, explains why the names swap, and states sine, cosine and tangent with the SOH-CAH-TOA definitions accurately.</w:t>
+              <w:t xml:space="preserve">Draws and labels the triangle correctly from θ, identifies the hypotenuse, opposite and adjacent sides, and links each to a real part of the tank situation.</w:t>
             </w:r>
           </w:p>
         </w:tc>
@@ -1363,7 +1363,7 @@
                 <w:sz w:val="18"/>
                 <w:szCs w:val="18"/>
               </w:rPr>
-              <w:t xml:space="preserve">Labels the sides correctly for the water-tank triangle and states the three ratios, but the explanation of the swapping of names is incomplete.</w:t>
+              <w:t xml:space="preserve">Labels the triangle and sides mostly correctly, with a weak link to the real situation.</w:t>
             </w:r>
           </w:p>
         </w:tc>
@@ -1395,7 +1395,7 @@
                 <w:sz w:val="18"/>
                 <w:szCs w:val="18"/>
               </w:rPr>
-              <w:t xml:space="preserve">Mislabels sides or confuses the ratios, and gives little or no explanation of the reference angle.</w:t>
+              <w:t xml:space="preserve">Labels are missing or incorrect, or opposite and adjacent are confused.</w:t>
             </w:r>
           </w:p>
         </w:tc>
@@ -1429,7 +1429,7 @@
                 <w:sz w:val="18"/>
                 <w:szCs w:val="18"/>
               </w:rPr>
-              <w:t xml:space="preserve">Calculation with h = d × tan θ</w:t>
+              <w:t xml:space="preserve">Understanding why ratios stay constant</w:t>
             </w:r>
           </w:p>
         </w:tc>
@@ -1461,7 +1461,7 @@
                 <w:sz w:val="18"/>
                 <w:szCs w:val="18"/>
               </w:rPr>
-              <w:t xml:space="preserve">Rearranges the tangent ratio correctly, calculates both heights accurately (about 7.8 m and 8.1 m) with units, and shows all working.</w:t>
+              <w:t xml:space="preserve">Clearly explains that sin, cos and tan depend only on the angle, using the 35° triangle evidence, and links this to Wanjiru and Otieno getting the same height.</w:t>
             </w:r>
           </w:p>
         </w:tc>
@@ -1493,7 +1493,7 @@
                 <w:sz w:val="18"/>
                 <w:szCs w:val="18"/>
               </w:rPr>
-              <w:t xml:space="preserve">Uses the formula correctly with only a minor slip in rounding, units or working.</w:t>
+              <w:t xml:space="preserve">States that the ratios stay the same but gives limited evidence or a limited link to the tank.</w:t>
             </w:r>
           </w:p>
         </w:tc>
@@ -1525,7 +1525,7 @@
                 <w:sz w:val="18"/>
                 <w:szCs w:val="18"/>
               </w:rPr>
-              <w:t xml:space="preserve">Does not rearrange the formula correctly or makes calculation errors that change the result.</w:t>
+              <w:t xml:space="preserve">Does not explain why the ratios stay constant, or says they change with triangle size.</w:t>
             </w:r>
           </w:p>
         </w:tc>
@@ -1559,7 +1559,7 @@
                 <w:sz w:val="18"/>
                 <w:szCs w:val="18"/>
               </w:rPr>
-              <w:t xml:space="preserve">Explaining consistency and the constant ratio</w:t>
+              <w:t xml:space="preserve">Choosing the ratio and calculating</w:t>
             </w:r>
           </w:p>
         </w:tc>
@@ -1591,7 +1591,7 @@
                 <w:sz w:val="18"/>
                 <w:szCs w:val="18"/>
               </w:rPr>
-              <w:t xml:space="preserve">Clearly explains that the ratio depends only on the angle, that different distances give different angles and tan values but the same height through h = d × tan θ, and attributes small differences to measurement uncertainty.</w:t>
+              <w:t xml:space="preserve">Chooses the correct ratio from the known and wanted sides with a reason, calculates accurately with the 1.5 m eye height where needed, and gives correct units and rounding.</w:t>
             </w:r>
           </w:p>
         </w:tc>
@@ -1623,7 +1623,7 @@
                 <w:sz w:val="18"/>
                 <w:szCs w:val="18"/>
               </w:rPr>
-              <w:t xml:space="preserve">States that the ratio is constant and the heights are similar, but the reasoning about why is partly stated.</w:t>
+              <w:t xml:space="preserve">Chooses the correct ratio and calculates mostly correctly, with a small slip in units, rounding or eye height.</w:t>
             </w:r>
           </w:p>
         </w:tc>
@@ -1655,7 +1655,7 @@
                 <w:sz w:val="18"/>
                 <w:szCs w:val="18"/>
               </w:rPr>
-              <w:t xml:space="preserve">Says only that the answers are 'the same' or 'different' with no mathematical reasoning.</w:t>
+              <w:t xml:space="preserve">Chooses the wrong ratio or makes major calculation errors.</w:t>
             </w:r>
           </w:p>
         </w:tc>
@@ -1689,7 +1689,7 @@
                 <w:sz w:val="18"/>
                 <w:szCs w:val="18"/>
               </w:rPr>
-              <w:t xml:space="preserve">Complementary angles and CER explanation with Kenyan contexts</w:t>
+              <w:t xml:space="preserve">Checking results and explaining error</w:t>
             </w:r>
           </w:p>
         </w:tc>
@@ -1721,7 +1721,7 @@
                 <w:sz w:val="18"/>
                 <w:szCs w:val="18"/>
               </w:rPr>
-              <w:t xml:space="preserve">Explains sin θ = cos(90° − θ) using opposite and adjacent, and writes a full CER using the 8 m and 12 m results, with two accurate Kenyan examples of use.</w:t>
+              <w:t xml:space="preserve">Compares calculated heights with the tape values, finds the small error of about 0.1 m and explains it by reading angles to the nearest degree.</w:t>
             </w:r>
           </w:p>
         </w:tc>
@@ -1753,7 +1753,7 @@
                 <w:sz w:val="18"/>
                 <w:szCs w:val="18"/>
               </w:rPr>
-              <w:t xml:space="preserve">Gives the complementary-angle result and a CER with claim and evidence, but the reasoning or the examples are thin.</w:t>
+              <w:t xml:space="preserve">Compares with the tape values but gives a limited explanation of the error.</w:t>
             </w:r>
           </w:p>
         </w:tc>
@@ -1785,7 +1785,137 @@
                 <w:sz w:val="18"/>
                 <w:szCs w:val="18"/>
               </w:rPr>
-              <w:t xml:space="preserve">States the result without explanation, and the CER is missing parts or does not use the outdoor evidence.</w:t>
+              <w:t xml:space="preserve">Does not compare with the tape values or gives no valid reason for the error.</w:t>
+            </w:r>
+          </w:p>
+        </w:tc>
+      </w:tr>
+      <w:tr>
+        <w:tc>
+          <w:tcPr>
+            <w:tcW w:type="dxa" w:w="3000"/>
+            <w:shd w:fill="D5E8F0" w:color="auto" w:val="clear"/>
+            <w:tcMar>
+              <w:top w:type="dxa" w:w="60"/>
+              <w:left w:type="dxa" w:w="120"/>
+              <w:bottom w:type="dxa" w:w="60"/>
+              <w:right w:type="dxa" w:w="120"/>
+            </w:tcMar>
+            <w:vAlign w:val="top"/>
+          </w:tcPr>
+          <w:p>
+            <w:pPr>
+              <w:spacing w:after="40" w:before="0"/>
+              <w:jc w:val="left"/>
+            </w:pPr>
+            <w:r>
+              <w:rPr>
+                <w:rFonts w:ascii="Arial" w:cs="Arial" w:eastAsia="Arial" w:hAnsi="Arial"/>
+                <w:b w:val="false"/>
+                <w:bCs w:val="false"/>
+                <w:i w:val="false"/>
+                <w:iCs w:val="false"/>
+                <w:color w:val="000000"/>
+                <w:sz w:val="18"/>
+                <w:szCs w:val="18"/>
+              </w:rPr>
+              <w:t xml:space="preserve">Answering the driving and key inquiry questions</w:t>
+            </w:r>
+          </w:p>
+        </w:tc>
+        <w:tc>
+          <w:tcPr>
+            <w:tcW w:type="dxa" w:w="3560"/>
+            <w:shd w:fill="FFFFFF" w:color="auto" w:val="clear"/>
+            <w:tcMar>
+              <w:top w:type="dxa" w:w="60"/>
+              <w:left w:type="dxa" w:w="120"/>
+              <w:bottom w:type="dxa" w:w="60"/>
+              <w:right w:type="dxa" w:w="120"/>
+            </w:tcMar>
+            <w:vAlign w:val="top"/>
+          </w:tcPr>
+          <w:p>
+            <w:pPr>
+              <w:spacing w:after="40" w:before="0"/>
+              <w:jc w:val="left"/>
+            </w:pPr>
+            <w:r>
+              <w:rPr>
+                <w:rFonts w:ascii="Arial" w:cs="Arial" w:eastAsia="Arial" w:hAnsi="Arial"/>
+                <w:b w:val="false"/>
+                <w:bCs w:val="false"/>
+                <w:i w:val="false"/>
+                <w:iCs w:val="false"/>
+                <w:color w:val="000000"/>
+                <w:sz w:val="18"/>
+                <w:szCs w:val="18"/>
+              </w:rPr>
+              <w:t xml:space="preserve">Gives a complete, well-organised explanation of the method and why it works, and explains why trigonometry is important with two or more Kenyan examples.</w:t>
+            </w:r>
+          </w:p>
+        </w:tc>
+        <w:tc>
+          <w:tcPr>
+            <w:tcW w:type="dxa" w:w="3560"/>
+            <w:shd w:fill="F2F2F2" w:color="auto" w:val="clear"/>
+            <w:tcMar>
+              <w:top w:type="dxa" w:w="60"/>
+              <w:left w:type="dxa" w:w="120"/>
+              <w:bottom w:type="dxa" w:w="60"/>
+              <w:right w:type="dxa" w:w="120"/>
+            </w:tcMar>
+            <w:vAlign w:val="top"/>
+          </w:tcPr>
+          <w:p>
+            <w:pPr>
+              <w:spacing w:after="40" w:before="0"/>
+              <w:jc w:val="left"/>
+            </w:pPr>
+            <w:r>
+              <w:rPr>
+                <w:rFonts w:ascii="Arial" w:cs="Arial" w:eastAsia="Arial" w:hAnsi="Arial"/>
+                <w:b w:val="false"/>
+                <w:bCs w:val="false"/>
+                <w:i w:val="false"/>
+                <w:iCs w:val="false"/>
+                <w:color w:val="000000"/>
+                <w:sz w:val="18"/>
+                <w:szCs w:val="18"/>
+              </w:rPr>
+              <w:t xml:space="preserve">Explains the method and gives one example of why trigonometry is important.</w:t>
+            </w:r>
+          </w:p>
+        </w:tc>
+        <w:tc>
+          <w:tcPr>
+            <w:tcW w:type="dxa" w:w="3560"/>
+            <w:shd w:fill="FFFFFF" w:color="auto" w:val="clear"/>
+            <w:tcMar>
+              <w:top w:type="dxa" w:w="60"/>
+              <w:left w:type="dxa" w:w="120"/>
+              <w:bottom w:type="dxa" w:w="60"/>
+              <w:right w:type="dxa" w:w="120"/>
+            </w:tcMar>
+            <w:vAlign w:val="top"/>
+          </w:tcPr>
+          <w:p>
+            <w:pPr>
+              <w:spacing w:after="40" w:before="0"/>
+              <w:jc w:val="left"/>
+            </w:pPr>
+            <w:r>
+              <w:rPr>
+                <w:rFonts w:ascii="Arial" w:cs="Arial" w:eastAsia="Arial" w:hAnsi="Arial"/>
+                <w:b w:val="false"/>
+                <w:bCs w:val="false"/>
+                <w:i w:val="false"/>
+                <w:iCs w:val="false"/>
+                <w:color w:val="000000"/>
+                <w:sz w:val="18"/>
+                <w:szCs w:val="18"/>
+              </w:rPr>
+              <w:t xml:space="preserve">The explanation is incomplete or has no real-life examples.</w:t>
             </w:r>
           </w:p>
         </w:tc>
@@ -1909,7 +2039,7 @@
         </w:rPr>
         <w:t xml:space="preserve">© 2026 SeaVuria and ARES. This work is licensed under a </w:t>
       </w:r>
-      <w:hyperlink w:history="1" r:id="rIdccy_yfln2tbsnwikfgj5r">
+      <w:hyperlink w:history="1" r:id="rIde-3hmaghqx7vgkmx6xeva">
         <w:r>
           <w:rPr>
             <w:rFonts w:ascii="Arial" w:cs="Arial" w:eastAsia="Arial" w:hAnsi="Arial"/>
@@ -1929,7 +2059,7 @@
         </w:rPr>
         <w:t xml:space="preserve"> (</w:t>
       </w:r>
-      <w:hyperlink w:history="1" r:id="rId5akuou61cjp8vg7vmmo_u">
+      <w:hyperlink w:history="1" r:id="rIddg6xbrptxryh9rlkp3eco">
         <w:r>
           <w:rPr>
             <w:rFonts w:ascii="Arial" w:cs="Arial" w:eastAsia="Arial" w:hAnsi="Arial"/>
@@ -1949,7 +2079,7 @@
         </w:rPr>
         <w:t xml:space="preserve">). To view a copy of this license, visit </w:t>
       </w:r>
-      <w:hyperlink w:history="1" r:id="rIdvi6mqsq7faveevhvy_3h3">
+      <w:hyperlink w:history="1" r:id="rIdqq5rem1ddzq3gv_qx2ycv">
         <w:r>
           <w:rPr>
             <w:rFonts w:ascii="Arial" w:cs="Arial" w:eastAsia="Arial" w:hAnsi="Arial"/>

--- a/data/outputs/v2/Essential_Mathematics/SS2.3_Trigonometry/Essential_Mathematics_Trigonometry_FinalExplanation.docx
+++ b/data/outputs/v2/Essential_Mathematics/SS2.3_Trigonometry/Essential_Mathematics_Trigonometry_FinalExplanation.docx
@@ -4,6 +4,7 @@
   <w:body>
     <w:p>
       <w:pPr>
+        <w:keepNext w:val="false"/>
         <w:spacing w:after="30" w:before="0"/>
         <w:jc w:val="center"/>
       </w:pPr>
@@ -23,6 +24,7 @@
     </w:p>
     <w:p>
       <w:pPr>
+        <w:keepNext w:val="false"/>
         <w:spacing w:after="60" w:before="0"/>
         <w:jc w:val="center"/>
       </w:pPr>
@@ -81,6 +83,7 @@
           </w:tcPr>
           <w:p>
             <w:pPr>
+              <w:keepNext w:val="false"/>
               <w:spacing w:after="40" w:before="0"/>
               <w:jc w:val="center"/>
             </w:pPr>
@@ -116,6 +119,7 @@
           </w:tcPr>
           <w:p>
             <w:pPr>
+              <w:keepNext w:val="false"/>
               <w:spacing w:after="40" w:before="0"/>
               <w:jc w:val="center"/>
             </w:pPr>
@@ -150,6 +154,7 @@
           </w:tcPr>
           <w:p>
             <w:pPr>
+              <w:keepNext w:val="false"/>
               <w:spacing w:after="40" w:before="0"/>
               <w:jc w:val="left"/>
             </w:pPr>
@@ -182,6 +187,7 @@
           </w:tcPr>
           <w:p>
             <w:pPr>
+              <w:keepNext w:val="false"/>
               <w:spacing w:after="40" w:before="0"/>
               <w:jc w:val="left"/>
             </w:pPr>
@@ -216,6 +222,7 @@
           </w:tcPr>
           <w:p>
             <w:pPr>
+              <w:keepNext w:val="false"/>
               <w:spacing w:after="40" w:before="0"/>
               <w:jc w:val="left"/>
             </w:pPr>
@@ -248,6 +255,7 @@
           </w:tcPr>
           <w:p>
             <w:pPr>
+              <w:keepNext w:val="false"/>
               <w:spacing w:after="40" w:before="0"/>
               <w:jc w:val="left"/>
             </w:pPr>
@@ -282,6 +290,7 @@
           </w:tcPr>
           <w:p>
             <w:pPr>
+              <w:keepNext w:val="false"/>
               <w:spacing w:after="40" w:before="0"/>
               <w:jc w:val="left"/>
             </w:pPr>
@@ -314,6 +323,7 @@
           </w:tcPr>
           <w:p>
             <w:pPr>
+              <w:keepNext w:val="false"/>
               <w:spacing w:after="40" w:before="0"/>
               <w:jc w:val="left"/>
             </w:pPr>
@@ -374,6 +384,7 @@
           </w:tcPr>
           <w:p>
             <w:pPr>
+              <w:keepNext w:val="false"/>
               <w:spacing w:after="40" w:before="0"/>
               <w:jc w:val="center"/>
             </w:pPr>
@@ -408,6 +419,7 @@
           </w:tcPr>
           <w:p>
             <w:pPr>
+              <w:keepNext w:val="false"/>
               <w:spacing w:after="40" w:before="0"/>
               <w:jc w:val="left"/>
             </w:pPr>
@@ -467,6 +479,7 @@
           </w:tcPr>
           <w:p>
             <w:pPr>
+              <w:keepNext/>
               <w:spacing w:after="40" w:before="0"/>
               <w:jc w:val="center"/>
             </w:pPr>
@@ -501,6 +514,7 @@
           </w:tcPr>
           <w:p>
             <w:pPr>
+              <w:keepNext/>
               <w:spacing w:after="40" w:before="0"/>
               <w:jc w:val="left"/>
             </w:pPr>
@@ -538,6 +552,7 @@
           </w:tcPr>
           <w:p>
             <w:pPr>
+              <w:keepNext w:val="false"/>
               <w:spacing w:after="40" w:before="0"/>
               <w:jc w:val="left"/>
             </w:pPr>
@@ -597,6 +612,7 @@
           </w:tcPr>
           <w:p>
             <w:pPr>
+              <w:keepNext/>
               <w:spacing w:after="40" w:before="0"/>
               <w:jc w:val="center"/>
             </w:pPr>
@@ -631,6 +647,7 @@
           </w:tcPr>
           <w:p>
             <w:pPr>
+              <w:keepNext/>
               <w:spacing w:after="40" w:before="0"/>
               <w:jc w:val="left"/>
             </w:pPr>
@@ -668,6 +685,7 @@
           </w:tcPr>
           <w:p>
             <w:pPr>
+              <w:keepNext w:val="false"/>
               <w:spacing w:after="40" w:before="0"/>
               <w:jc w:val="left"/>
             </w:pPr>
@@ -727,6 +745,7 @@
           </w:tcPr>
           <w:p>
             <w:pPr>
+              <w:keepNext/>
               <w:spacing w:after="40" w:before="0"/>
               <w:jc w:val="center"/>
             </w:pPr>
@@ -761,6 +780,7 @@
           </w:tcPr>
           <w:p>
             <w:pPr>
+              <w:keepNext/>
               <w:spacing w:after="40" w:before="0"/>
               <w:jc w:val="left"/>
             </w:pPr>
@@ -798,6 +818,7 @@
           </w:tcPr>
           <w:p>
             <w:pPr>
+              <w:keepNext w:val="false"/>
               <w:spacing w:after="40" w:before="0"/>
               <w:jc w:val="left"/>
             </w:pPr>
@@ -857,6 +878,7 @@
           </w:tcPr>
           <w:p>
             <w:pPr>
+              <w:keepNext/>
               <w:spacing w:after="40" w:before="0"/>
               <w:jc w:val="center"/>
             </w:pPr>
@@ -891,6 +913,7 @@
           </w:tcPr>
           <w:p>
             <w:pPr>
+              <w:keepNext/>
               <w:spacing w:after="40" w:before="0"/>
               <w:jc w:val="left"/>
             </w:pPr>
@@ -928,6 +951,7 @@
           </w:tcPr>
           <w:p>
             <w:pPr>
+              <w:keepNext w:val="false"/>
               <w:spacing w:after="40" w:before="0"/>
               <w:jc w:val="left"/>
             </w:pPr>
@@ -987,6 +1011,7 @@
           </w:tcPr>
           <w:p>
             <w:pPr>
+              <w:keepNext/>
               <w:spacing w:after="40" w:before="0"/>
               <w:jc w:val="center"/>
             </w:pPr>
@@ -1021,6 +1046,7 @@
           </w:tcPr>
           <w:p>
             <w:pPr>
+              <w:keepNext/>
               <w:spacing w:after="40" w:before="0"/>
               <w:jc w:val="left"/>
             </w:pPr>
@@ -1058,6 +1084,7 @@
           </w:tcPr>
           <w:p>
             <w:pPr>
+              <w:keepNext w:val="false"/>
               <w:spacing w:after="40" w:before="0"/>
               <w:jc w:val="left"/>
             </w:pPr>
@@ -1121,6 +1148,7 @@
           </w:tcPr>
           <w:p>
             <w:pPr>
+              <w:keepNext w:val="false"/>
               <w:spacing w:after="40" w:before="0"/>
               <w:jc w:val="center"/>
             </w:pPr>
@@ -1155,6 +1183,7 @@
           </w:tcPr>
           <w:p>
             <w:pPr>
+              <w:keepNext w:val="false"/>
               <w:spacing w:after="40" w:before="0"/>
               <w:jc w:val="left"/>
             </w:pPr>
@@ -1187,6 +1216,7 @@
           </w:tcPr>
           <w:p>
             <w:pPr>
+              <w:keepNext w:val="false"/>
               <w:spacing w:after="40" w:before="0"/>
               <w:jc w:val="left"/>
             </w:pPr>
@@ -1219,6 +1249,7 @@
           </w:tcPr>
           <w:p>
             <w:pPr>
+              <w:keepNext w:val="false"/>
               <w:spacing w:after="40" w:before="0"/>
               <w:jc w:val="left"/>
             </w:pPr>
@@ -1251,6 +1282,7 @@
           </w:tcPr>
           <w:p>
             <w:pPr>
+              <w:keepNext w:val="false"/>
               <w:spacing w:after="40" w:before="0"/>
               <w:jc w:val="left"/>
             </w:pPr>
@@ -1285,6 +1317,7 @@
           </w:tcPr>
           <w:p>
             <w:pPr>
+              <w:keepNext w:val="false"/>
               <w:spacing w:after="40" w:before="0"/>
               <w:jc w:val="left"/>
             </w:pPr>
@@ -1317,6 +1350,7 @@
           </w:tcPr>
           <w:p>
             <w:pPr>
+              <w:keepNext w:val="false"/>
               <w:spacing w:after="40" w:before="0"/>
               <w:jc w:val="left"/>
             </w:pPr>
@@ -1349,6 +1383,7 @@
           </w:tcPr>
           <w:p>
             <w:pPr>
+              <w:keepNext w:val="false"/>
               <w:spacing w:after="40" w:before="0"/>
               <w:jc w:val="left"/>
             </w:pPr>
@@ -1381,6 +1416,7 @@
           </w:tcPr>
           <w:p>
             <w:pPr>
+              <w:keepNext w:val="false"/>
               <w:spacing w:after="40" w:before="0"/>
               <w:jc w:val="left"/>
             </w:pPr>
@@ -1415,6 +1451,7 @@
           </w:tcPr>
           <w:p>
             <w:pPr>
+              <w:keepNext w:val="false"/>
               <w:spacing w:after="40" w:before="0"/>
               <w:jc w:val="left"/>
             </w:pPr>
@@ -1447,6 +1484,7 @@
           </w:tcPr>
           <w:p>
             <w:pPr>
+              <w:keepNext w:val="false"/>
               <w:spacing w:after="40" w:before="0"/>
               <w:jc w:val="left"/>
             </w:pPr>
@@ -1479,6 +1517,7 @@
           </w:tcPr>
           <w:p>
             <w:pPr>
+              <w:keepNext w:val="false"/>
               <w:spacing w:after="40" w:before="0"/>
               <w:jc w:val="left"/>
             </w:pPr>
@@ -1511,6 +1550,7 @@
           </w:tcPr>
           <w:p>
             <w:pPr>
+              <w:keepNext w:val="false"/>
               <w:spacing w:after="40" w:before="0"/>
               <w:jc w:val="left"/>
             </w:pPr>
@@ -1545,6 +1585,7 @@
           </w:tcPr>
           <w:p>
             <w:pPr>
+              <w:keepNext w:val="false"/>
               <w:spacing w:after="40" w:before="0"/>
               <w:jc w:val="left"/>
             </w:pPr>
@@ -1577,6 +1618,7 @@
           </w:tcPr>
           <w:p>
             <w:pPr>
+              <w:keepNext w:val="false"/>
               <w:spacing w:after="40" w:before="0"/>
               <w:jc w:val="left"/>
             </w:pPr>
@@ -1609,6 +1651,7 @@
           </w:tcPr>
           <w:p>
             <w:pPr>
+              <w:keepNext w:val="false"/>
               <w:spacing w:after="40" w:before="0"/>
               <w:jc w:val="left"/>
             </w:pPr>
@@ -1641,6 +1684,7 @@
           </w:tcPr>
           <w:p>
             <w:pPr>
+              <w:keepNext w:val="false"/>
               <w:spacing w:after="40" w:before="0"/>
               <w:jc w:val="left"/>
             </w:pPr>
@@ -1675,6 +1719,7 @@
           </w:tcPr>
           <w:p>
             <w:pPr>
+              <w:keepNext w:val="false"/>
               <w:spacing w:after="40" w:before="0"/>
               <w:jc w:val="left"/>
             </w:pPr>
@@ -1707,6 +1752,7 @@
           </w:tcPr>
           <w:p>
             <w:pPr>
+              <w:keepNext w:val="false"/>
               <w:spacing w:after="40" w:before="0"/>
               <w:jc w:val="left"/>
             </w:pPr>
@@ -1739,6 +1785,7 @@
           </w:tcPr>
           <w:p>
             <w:pPr>
+              <w:keepNext w:val="false"/>
               <w:spacing w:after="40" w:before="0"/>
               <w:jc w:val="left"/>
             </w:pPr>
@@ -1771,6 +1818,7 @@
           </w:tcPr>
           <w:p>
             <w:pPr>
+              <w:keepNext w:val="false"/>
               <w:spacing w:after="40" w:before="0"/>
               <w:jc w:val="left"/>
             </w:pPr>
@@ -1805,6 +1853,7 @@
           </w:tcPr>
           <w:p>
             <w:pPr>
+              <w:keepNext w:val="false"/>
               <w:spacing w:after="40" w:before="0"/>
               <w:jc w:val="left"/>
             </w:pPr>
@@ -1837,6 +1886,7 @@
           </w:tcPr>
           <w:p>
             <w:pPr>
+              <w:keepNext w:val="false"/>
               <w:spacing w:after="40" w:before="0"/>
               <w:jc w:val="left"/>
             </w:pPr>
@@ -1869,6 +1919,7 @@
           </w:tcPr>
           <w:p>
             <w:pPr>
+              <w:keepNext w:val="false"/>
               <w:spacing w:after="40" w:before="0"/>
               <w:jc w:val="left"/>
             </w:pPr>
@@ -1901,6 +1952,7 @@
           </w:tcPr>
           <w:p>
             <w:pPr>
+              <w:keepNext w:val="false"/>
               <w:spacing w:after="40" w:before="0"/>
               <w:jc w:val="left"/>
             </w:pPr>
@@ -2039,7 +2091,7 @@
         </w:rPr>
         <w:t xml:space="preserve">© 2026 SeaVuria and ARES. This work is licensed under a </w:t>
       </w:r>
-      <w:hyperlink w:history="1" r:id="rIde-3hmaghqx7vgkmx6xeva">
+      <w:hyperlink w:history="1" r:id="rId62ujcg4a4_ca-hng2rptf">
         <w:r>
           <w:rPr>
             <w:rFonts w:ascii="Arial" w:cs="Arial" w:eastAsia="Arial" w:hAnsi="Arial"/>
@@ -2059,7 +2111,7 @@
         </w:rPr>
         <w:t xml:space="preserve"> (</w:t>
       </w:r>
-      <w:hyperlink w:history="1" r:id="rIddg6xbrptxryh9rlkp3eco">
+      <w:hyperlink w:history="1" r:id="rIdr1r97mlpgclq4pwiumk2n">
         <w:r>
           <w:rPr>
             <w:rFonts w:ascii="Arial" w:cs="Arial" w:eastAsia="Arial" w:hAnsi="Arial"/>
@@ -2079,7 +2131,7 @@
         </w:rPr>
         <w:t xml:space="preserve">). To view a copy of this license, visit </w:t>
       </w:r>
-      <w:hyperlink w:history="1" r:id="rIdqq5rem1ddzq3gv_qx2ycv">
+      <w:hyperlink w:history="1" r:id="rId6igkdxfve-ildh8gyxwl5">
         <w:r>
           <w:rPr>
             <w:rFonts w:ascii="Arial" w:cs="Arial" w:eastAsia="Arial" w:hAnsi="Arial"/>

--- a/data/outputs/v2/Essential_Mathematics/SS2.3_Trigonometry/Essential_Mathematics_Trigonometry_FinalExplanation.docx
+++ b/data/outputs/v2/Essential_Mathematics/SS2.3_Trigonometry/Essential_Mathematics_Trigonometry_FinalExplanation.docx
@@ -2091,7 +2091,7 @@
         </w:rPr>
         <w:t xml:space="preserve">© 2026 SeaVuria and ARES. This work is licensed under a </w:t>
       </w:r>
-      <w:hyperlink w:history="1" r:id="rId62ujcg4a4_ca-hng2rptf">
+      <w:hyperlink w:history="1" r:id="rIdru3ojoskughyid8brdykk">
         <w:r>
           <w:rPr>
             <w:rFonts w:ascii="Arial" w:cs="Arial" w:eastAsia="Arial" w:hAnsi="Arial"/>
@@ -2111,7 +2111,7 @@
         </w:rPr>
         <w:t xml:space="preserve"> (</w:t>
       </w:r>
-      <w:hyperlink w:history="1" r:id="rIdr1r97mlpgclq4pwiumk2n">
+      <w:hyperlink w:history="1" r:id="rIdlfzmgapzlfaeihm-eerg1">
         <w:r>
           <w:rPr>
             <w:rFonts w:ascii="Arial" w:cs="Arial" w:eastAsia="Arial" w:hAnsi="Arial"/>
@@ -2131,7 +2131,7 @@
         </w:rPr>
         <w:t xml:space="preserve">). To view a copy of this license, visit </w:t>
       </w:r>
-      <w:hyperlink w:history="1" r:id="rId6igkdxfve-ildh8gyxwl5">
+      <w:hyperlink w:history="1" r:id="rIdqrxtfp9ytwt5mbmvjhlc3">
         <w:r>
           <w:rPr>
             <w:rFonts w:ascii="Arial" w:cs="Arial" w:eastAsia="Arial" w:hAnsi="Arial"/>
